--- a/docs/04_RankUp_Students_QA.docx
+++ b/docs/04_RankUp_Students_QA.docx
@@ -1756,6 +1756,40 @@
                 <w:szCs w:val="18"/>
               </w:rPr>
               <w:t xml:space="preserve">Parent-only: linked children</w:t>
+            </w:r>
+          </w:p>
+        </w:tc>
+      </w:tr>
+      <w:tr>
+        <w:tc>
+          <w:tcPr>
+            <w:tcW w:type="dxa" w:w="2400"/>
+          </w:tcPr>
+          <w:p>
+            <w:r>
+              <w:rPr>
+                <w:b w:val="false"/>
+                <w:bCs w:val="false"/>
+                <w:sz w:val="18"/>
+                <w:szCs w:val="18"/>
+              </w:rPr>
+              <w:t xml:space="preserve">POST /parents/me/students</w:t>
+            </w:r>
+          </w:p>
+        </w:tc>
+        <w:tc>
+          <w:tcPr>
+            <w:tcW w:type="dxa" w:w="2400"/>
+          </w:tcPr>
+          <w:p>
+            <w:r>
+              <w:rPr>
+                <w:b w:val="false"/>
+                <w:bCs w:val="false"/>
+                <w:sz w:val="18"/>
+                <w:szCs w:val="18"/>
+              </w:rPr>
+              <w:t xml:space="preserve">Parent self-link child by CNIC or username (+ optional relationship)</w:t>
             </w:r>
           </w:p>
         </w:tc>
@@ -3891,7 +3925,7 @@
                 <w:sz w:val="18"/>
                 <w:szCs w:val="18"/>
               </w:rPr>
-              <w:t xml:space="preserve">Missing — admin/parent linking only</w:t>
+              <w:t xml:space="preserve">Missing — student cannot list parents; parents can self-link via CNIC/username</w:t>
             </w:r>
           </w:p>
         </w:tc>

--- a/docs/04_RankUp_Students_QA.docx
+++ b/docs/04_RankUp_Students_QA.docx
@@ -26,7 +26,7 @@
           <w:sz w:val="22"/>
           <w:szCs w:val="22"/>
         </w:rPr>
-        <w:t xml:space="preserve">Student identity, registration, directory, quizzes, rankings, dashboards, school change, and known gaps — as implemented.</w:t>
+        <w:t xml:space="preserve">Student identity, registration, directory, quizzes, rankings, dashboards, school change, Tutor links, and known gaps — as implemented.</w:t>
       </w:r>
     </w:p>
     <w:p>
@@ -38,7 +38,7 @@
           <w:sz w:val="22"/>
           <w:szCs w:val="22"/>
         </w:rPr>
-        <w:t xml:space="preserve">Version: current codebase · Date: 11 Aug 2026</w:t>
+        <w:t xml:space="preserve">Version: current codebase · Date: 16 Aug 2026</w:t>
       </w:r>
     </w:p>
     <w:p>
@@ -53,7 +53,7 @@
           <w:sz w:val="22"/>
           <w:szCs w:val="22"/>
         </w:rPr>
-        <w:t xml:space="preserve">Canonical Student MVP: exclusive role; register/directory with Class grade + section; assigned quizzes + offline; self history; class/school peer rankings; honest quiz-only dashboards.</w:t>
+        <w:t xml:space="preserve">Canonical Student MVP: exclusive role (never with Tutor); register/directory with Class grade + section; assigned quizzes + offline; self history; class/school peer rankings; honest quiz-only dashboards; Tutor links PortalAdmin-only.</w:t>
       </w:r>
     </w:p>
     <w:p>
@@ -150,7 +150,7 @@
                 <w:sz w:val="18"/>
                 <w:szCs w:val="18"/>
               </w:rPr>
-              <w:t xml:space="preserve">Student cannot combine with any other role (UserRoleRules). Adding Student when another role exists, or adding any role when Student exists, fails.</w:t>
+              <w:t xml:space="preserve">Student cannot combine with any other role (UserRoleRules). Adding Student when another role exists, or adding any role when Student exists, fails. Tutor/Parent/Teacher/Coordinator are combinable with each other but never with Student.</w:t>
             </w:r>
           </w:p>
         </w:tc>
@@ -504,7 +504,7 @@
                 <w:sz w:val="18"/>
                 <w:szCs w:val="18"/>
               </w:rPr>
-              <w:t xml:space="preserve">Always email for Student / Parent / Teacher</w:t>
+              <w:t xml:space="preserve">Always email for Student / Parent / Teacher / Tutor</w:t>
             </w:r>
           </w:p>
         </w:tc>
@@ -692,23 +692,23 @@
                 <w:sz w:val="18"/>
                 <w:szCs w:val="18"/>
               </w:rPr>
-              <w:t xml:space="preserve">Parent/Teacher</w:t>
-            </w:r>
-          </w:p>
-        </w:tc>
-        <w:tc>
-          <w:tcPr>
-            <w:tcW w:type="dxa" w:w="2400"/>
-          </w:tcPr>
-          <w:p>
-            <w:r>
-              <w:rPr>
-                <w:b w:val="false"/>
-                <w:bCs w:val="false"/>
-                <w:sz w:val="18"/>
-                <w:szCs w:val="18"/>
-              </w:rPr>
-              <w:t xml:space="preserve">Grade/section rejected if sent for Parent or Teacher</w:t>
+              <w:t xml:space="preserve">Parent/Teacher/Tutor</w:t>
+            </w:r>
+          </w:p>
+        </w:tc>
+        <w:tc>
+          <w:tcPr>
+            <w:tcW w:type="dxa" w:w="2400"/>
+          </w:tcPr>
+          <w:p>
+            <w:r>
+              <w:rPr>
+                <w:b w:val="false"/>
+                <w:bCs w:val="false"/>
+                <w:sz w:val="18"/>
+                <w:szCs w:val="18"/>
+              </w:rPr>
+              <w:t xml:space="preserve">Grade/section rejected if sent for Parent, Teacher, or Tutor; Tutor never uses school/campus/roll</w:t>
             </w:r>
           </w:p>
         </w:tc>
@@ -962,7 +962,7 @@
                 <w:sz w:val="18"/>
                 <w:szCs w:val="18"/>
               </w:rPr>
-              <w:t xml:space="preserve">No school</w:t>
+              <w:t xml:space="preserve">No school (incl. Parent / Tutor)</w:t>
             </w:r>
           </w:p>
         </w:tc>
@@ -1147,7 +1147,7 @@
                 <w:sz w:val="18"/>
                 <w:szCs w:val="18"/>
               </w:rPr>
-              <w:t xml:space="preserve">Can approve and activate any registration</w:t>
+              <w:t xml:space="preserve">Can approve and activate any registration (including Parent / Tutor / no-school)</w:t>
             </w:r>
           </w:p>
         </w:tc>
@@ -1181,7 +1181,7 @@
                 <w:sz w:val="18"/>
                 <w:szCs w:val="18"/>
               </w:rPr>
-              <w:t xml:space="preserve">Can activate Student/Teacher with school in scope; cannot activate no-school / Parent-only</w:t>
+              <w:t xml:space="preserve">Can activate Student/Teacher with school in scope; cannot activate no-school / Parent / Tutor</w:t>
             </w:r>
           </w:p>
         </w:tc>
@@ -1417,7 +1417,7 @@
                 <w:sz w:val="18"/>
                 <w:szCs w:val="18"/>
               </w:rPr>
-              <w:t xml:space="preserve">Filters: schoolId, campusId, grade, search, paging. Scope by admin school/campus. Search name/username/roll.</w:t>
+              <w:t xml:space="preserve">Filters: schoolId, campusId, grade, search, paging. Scope by admin school/campus. Search name/username/roll. List payload may include teacherNames, parentNames, tutorNames for assigned-people UI.</w:t>
             </w:r>
           </w:p>
         </w:tc>
@@ -1485,7 +1485,7 @@
                 <w:sz w:val="18"/>
                 <w:szCs w:val="18"/>
               </w:rPr>
-              <w:t xml:space="preserve">Update name, campus (same school), roll, grade, section.</w:t>
+              <w:t xml:space="preserve">Update name, campus (same school), roll, grade, section (and school/campus where allowed).</w:t>
             </w:r>
           </w:p>
         </w:tc>
@@ -1687,7 +1687,7 @@
                 <w:sz w:val="18"/>
                 <w:szCs w:val="18"/>
               </w:rPr>
-              <w:t xml:space="preserve">Admin link student + relationship (default Guardian)</w:t>
+              <w:t xml:space="preserve">PortalAdmin link student + relationship (default Guardian). School/Campus Admin parents are view-only for children.</w:t>
             </w:r>
           </w:p>
         </w:tc>
@@ -1721,7 +1721,7 @@
                 <w:sz w:val="18"/>
                 <w:szCs w:val="18"/>
               </w:rPr>
-              <w:t xml:space="preserve">Admin unlink</w:t>
+              <w:t xml:space="preserve">PortalAdmin unlink</w:t>
             </w:r>
           </w:p>
         </w:tc>
@@ -1841,23 +1841,7 @@
           <w:sz w:val="32"/>
           <w:szCs w:val="32"/>
         </w:rPr>
-        <w:t xml:space="preserve">5. Quizzes (student take flow)</w:t>
-      </w:r>
-    </w:p>
-    <w:p>
-      <w:pPr>
-        <w:pStyle w:val="Heading2"/>
-        <w:spacing w:after="120" w:before="240"/>
-      </w:pPr>
-      <w:r>
-        <w:rPr>
-          <w:b/>
-          <w:bCs/>
-          <w:color w:val="2E74B5"/>
-          <w:sz w:val="26"/>
-          <w:szCs w:val="26"/>
-        </w:rPr>
-        <w:t xml:space="preserve">5.1 Student-callable APIs</w:t>
+        <w:t xml:space="preserve">4b. Tutor linking (tuition)</w:t>
       </w:r>
     </w:p>
     <w:tbl>
@@ -1889,7 +1873,7 @@
                 <w:sz w:val="18"/>
                 <w:szCs w:val="18"/>
               </w:rPr>
-              <w:t xml:space="preserve">Endpoint</w:t>
+              <w:t xml:space="preserve">Endpoint / topic</w:t>
             </w:r>
           </w:p>
         </w:tc>
@@ -1923,232 +1907,247 @@
                 <w:sz w:val="18"/>
                 <w:szCs w:val="18"/>
               </w:rPr>
-              <w:t xml:space="preserve">GET /quizzes</w:t>
-            </w:r>
-          </w:p>
-        </w:tc>
-        <w:tc>
-          <w:tcPr>
-            <w:tcW w:type="dxa" w:w="2400"/>
-          </w:tcPr>
-          <w:p>
-            <w:r>
-              <w:rPr>
-                <w:b w:val="false"/>
-                <w:bCs w:val="false"/>
-                <w:sz w:val="18"/>
-                <w:szCs w:val="18"/>
-              </w:rPr>
-              <w:t xml:space="preserve">Assigned quizzes for the student</w:t>
-            </w:r>
-          </w:p>
-        </w:tc>
-      </w:tr>
-      <w:tr>
-        <w:tc>
-          <w:tcPr>
-            <w:tcW w:type="dxa" w:w="2400"/>
-          </w:tcPr>
-          <w:p>
-            <w:r>
-              <w:rPr>
-                <w:b w:val="false"/>
-                <w:bCs w:val="false"/>
-                <w:sz w:val="18"/>
-                <w:szCs w:val="18"/>
-              </w:rPr>
-              <w:t xml:space="preserve">GET /quizzes/{quizId}</w:t>
-            </w:r>
-          </w:p>
-        </w:tc>
-        <w:tc>
-          <w:tcPr>
-            <w:tcW w:type="dxa" w:w="2400"/>
-          </w:tcPr>
-          <w:p>
-            <w:r>
-              <w:rPr>
-                <w:b w:val="false"/>
-                <w:bCs w:val="false"/>
-                <w:sz w:val="18"/>
-                <w:szCs w:val="18"/>
-              </w:rPr>
-              <w:t xml:space="preserve">Detail if assigned</w:t>
-            </w:r>
-          </w:p>
-        </w:tc>
-      </w:tr>
-      <w:tr>
-        <w:tc>
-          <w:tcPr>
-            <w:tcW w:type="dxa" w:w="2400"/>
-          </w:tcPr>
-          <w:p>
-            <w:r>
-              <w:rPr>
-                <w:b w:val="false"/>
-                <w:bCs w:val="false"/>
-                <w:sz w:val="18"/>
-                <w:szCs w:val="18"/>
-              </w:rPr>
-              <w:t xml:space="preserve">POST /quizzes/{quizId}/attempts</w:t>
-            </w:r>
-          </w:p>
-        </w:tc>
-        <w:tc>
-          <w:tcPr>
-            <w:tcW w:type="dxa" w:w="2400"/>
-          </w:tcPr>
-          <w:p>
-            <w:r>
-              <w:rPr>
-                <w:b w:val="false"/>
-                <w:bCs w:val="false"/>
-                <w:sz w:val="18"/>
-                <w:szCs w:val="18"/>
-              </w:rPr>
-              <w:t xml:space="preserve">Start/resume; Student only; deviceId required</w:t>
-            </w:r>
-          </w:p>
-        </w:tc>
-      </w:tr>
-      <w:tr>
-        <w:tc>
-          <w:tcPr>
-            <w:tcW w:type="dxa" w:w="2400"/>
-          </w:tcPr>
-          <w:p>
-            <w:r>
-              <w:rPr>
-                <w:b w:val="false"/>
-                <w:bCs w:val="false"/>
-                <w:sz w:val="18"/>
-                <w:szCs w:val="18"/>
-              </w:rPr>
-              <w:t xml:space="preserve">PUT .../attempts/{id}/draft</w:t>
-            </w:r>
-          </w:p>
-        </w:tc>
-        <w:tc>
-          <w:tcPr>
-            <w:tcW w:type="dxa" w:w="2400"/>
-          </w:tcPr>
-          <w:p>
-            <w:r>
-              <w:rPr>
-                <w:b w:val="false"/>
-                <w:bCs w:val="false"/>
-                <w:sz w:val="18"/>
-                <w:szCs w:val="18"/>
-              </w:rPr>
-              <w:t xml:space="preserve">Save draft; optional offline sync fields</w:t>
-            </w:r>
-          </w:p>
-        </w:tc>
-      </w:tr>
-      <w:tr>
-        <w:tc>
-          <w:tcPr>
-            <w:tcW w:type="dxa" w:w="2400"/>
-          </w:tcPr>
-          <w:p>
-            <w:r>
-              <w:rPr>
-                <w:b w:val="false"/>
-                <w:bCs w:val="false"/>
-                <w:sz w:val="18"/>
-                <w:szCs w:val="18"/>
-              </w:rPr>
-              <w:t xml:space="preserve">POST .../attempts/{id}/submit</w:t>
-            </w:r>
-          </w:p>
-        </w:tc>
-        <w:tc>
-          <w:tcPr>
-            <w:tcW w:type="dxa" w:w="2400"/>
-          </w:tcPr>
-          <w:p>
-            <w:r>
-              <w:rPr>
-                <w:b w:val="false"/>
-                <w:bCs w:val="false"/>
-                <w:sz w:val="18"/>
-                <w:szCs w:val="18"/>
-              </w:rPr>
-              <w:t xml:space="preserve">Submit + score</w:t>
-            </w:r>
-          </w:p>
-        </w:tc>
-      </w:tr>
-      <w:tr>
-        <w:tc>
-          <w:tcPr>
-            <w:tcW w:type="dxa" w:w="2400"/>
-          </w:tcPr>
-          <w:p>
-            <w:r>
-              <w:rPr>
-                <w:b w:val="false"/>
-                <w:bCs w:val="false"/>
-                <w:sz w:val="18"/>
-                <w:szCs w:val="18"/>
-              </w:rPr>
-              <w:t xml:space="preserve">POST .../attempts/{id}/sync</w:t>
-            </w:r>
-          </w:p>
-        </w:tc>
-        <w:tc>
-          <w:tcPr>
-            <w:tcW w:type="dxa" w:w="2400"/>
-          </w:tcPr>
-          <w:p>
-            <w:r>
-              <w:rPr>
-                <w:b w:val="false"/>
-                <w:bCs w:val="false"/>
-                <w:sz w:val="18"/>
-                <w:szCs w:val="18"/>
-              </w:rPr>
-              <w:t xml:space="preserve">Offline replay; idempotent clientSyncId</w:t>
-            </w:r>
-          </w:p>
-        </w:tc>
-      </w:tr>
-      <w:tr>
-        <w:tc>
-          <w:tcPr>
-            <w:tcW w:type="dxa" w:w="2400"/>
-          </w:tcPr>
-          <w:p>
-            <w:r>
-              <w:rPr>
-                <w:b w:val="false"/>
-                <w:bCs w:val="false"/>
-                <w:sz w:val="18"/>
-                <w:szCs w:val="18"/>
-              </w:rPr>
-              <w:t xml:space="preserve">GET .../attempts/{id}/result</w:t>
-            </w:r>
-          </w:p>
-        </w:tc>
-        <w:tc>
-          <w:tcPr>
-            <w:tcW w:type="dxa" w:w="2400"/>
-          </w:tcPr>
-          <w:p>
-            <w:r>
-              <w:rPr>
-                <w:b w:val="false"/>
-                <w:bCs w:val="false"/>
-                <w:sz w:val="18"/>
-                <w:szCs w:val="18"/>
-              </w:rPr>
-              <w:t xml:space="preserve">Own result (Parent may view linked child)</w:t>
+              <w:t xml:space="preserve">Model</w:t>
+            </w:r>
+          </w:p>
+        </w:tc>
+        <w:tc>
+          <w:tcPr>
+            <w:tcW w:type="dxa" w:w="2400"/>
+          </w:tcPr>
+          <w:p>
+            <w:r>
+              <w:rPr>
+                <w:b w:val="false"/>
+                <w:bCs w:val="false"/>
+                <w:sz w:val="18"/>
+                <w:szCs w:val="18"/>
+              </w:rPr>
+              <w:t xml:space="preserve">Tutor is a combinable tuition role (lookup 2017). Profile app_user_tutors; links in tutor_student_relations (not class roster).</w:t>
+            </w:r>
+          </w:p>
+        </w:tc>
+      </w:tr>
+      <w:tr>
+        <w:tc>
+          <w:tcPr>
+            <w:tcW w:type="dxa" w:w="2400"/>
+          </w:tcPr>
+          <w:p>
+            <w:r>
+              <w:rPr>
+                <w:b w:val="false"/>
+                <w:bCs w:val="false"/>
+                <w:sz w:val="18"/>
+                <w:szCs w:val="18"/>
+              </w:rPr>
+              <w:t xml:space="preserve">Directory Tutors</w:t>
+            </w:r>
+          </w:p>
+        </w:tc>
+        <w:tc>
+          <w:tcPr>
+            <w:tcW w:type="dxa" w:w="2400"/>
+          </w:tcPr>
+          <w:p>
+            <w:r>
+              <w:rPr>
+                <w:b w:val="false"/>
+                <w:bCs w:val="false"/>
+                <w:sz w:val="18"/>
+                <w:szCs w:val="18"/>
+              </w:rPr>
+              <w:t xml:space="preserve">PortalAdmin only: /admin/directory/tutors — create, activate/deactivate, link/unlink students by CNIC or username.</w:t>
+            </w:r>
+          </w:p>
+        </w:tc>
+      </w:tr>
+      <w:tr>
+        <w:tc>
+          <w:tcPr>
+            <w:tcW w:type="dxa" w:w="2400"/>
+          </w:tcPr>
+          <w:p>
+            <w:r>
+              <w:rPr>
+                <w:b w:val="false"/>
+                <w:bCs w:val="false"/>
+                <w:sz w:val="18"/>
+                <w:szCs w:val="18"/>
+              </w:rPr>
+              <w:t xml:space="preserve">POST /directory/tutors/{tutorId}/students</w:t>
+            </w:r>
+          </w:p>
+        </w:tc>
+        <w:tc>
+          <w:tcPr>
+            <w:tcW w:type="dxa" w:w="2400"/>
+          </w:tcPr>
+          <w:p>
+            <w:r>
+              <w:rPr>
+                <w:b w:val="false"/>
+                <w:bCs w:val="false"/>
+                <w:sz w:val="18"/>
+                <w:szCs w:val="18"/>
+              </w:rPr>
+              <w:t xml:space="preserve">PortalAdmin link (body: cnic or username)</w:t>
+            </w:r>
+          </w:p>
+        </w:tc>
+      </w:tr>
+      <w:tr>
+        <w:tc>
+          <w:tcPr>
+            <w:tcW w:type="dxa" w:w="2400"/>
+          </w:tcPr>
+          <w:p>
+            <w:r>
+              <w:rPr>
+                <w:b w:val="false"/>
+                <w:bCs w:val="false"/>
+                <w:sz w:val="18"/>
+                <w:szCs w:val="18"/>
+              </w:rPr>
+              <w:t xml:space="preserve">DELETE /directory/tutors/{tutorId}/students/{studentId}</w:t>
+            </w:r>
+          </w:p>
+        </w:tc>
+        <w:tc>
+          <w:tcPr>
+            <w:tcW w:type="dxa" w:w="2400"/>
+          </w:tcPr>
+          <w:p>
+            <w:r>
+              <w:rPr>
+                <w:b w:val="false"/>
+                <w:bCs w:val="false"/>
+                <w:sz w:val="18"/>
+                <w:szCs w:val="18"/>
+              </w:rPr>
+              <w:t xml:space="preserve">PortalAdmin unlink</w:t>
+            </w:r>
+          </w:p>
+        </w:tc>
+      </w:tr>
+      <w:tr>
+        <w:tc>
+          <w:tcPr>
+            <w:tcW w:type="dxa" w:w="2400"/>
+          </w:tcPr>
+          <w:p>
+            <w:r>
+              <w:rPr>
+                <w:b w:val="false"/>
+                <w:bCs w:val="false"/>
+                <w:sz w:val="18"/>
+                <w:szCs w:val="18"/>
+              </w:rPr>
+              <w:t xml:space="preserve">Tutor self APIs</w:t>
+            </w:r>
+          </w:p>
+        </w:tc>
+        <w:tc>
+          <w:tcPr>
+            <w:tcW w:type="dxa" w:w="2400"/>
+          </w:tcPr>
+          <w:p>
+            <w:r>
+              <w:rPr>
+                <w:b w:val="false"/>
+                <w:bCs w:val="false"/>
+                <w:sz w:val="18"/>
+                <w:szCs w:val="18"/>
+              </w:rPr>
+              <w:t xml:space="preserve">Acting as Tutor: linked-student list / history surfaces (Web + Mobile as implemented)</w:t>
+            </w:r>
+          </w:p>
+        </w:tc>
+      </w:tr>
+      <w:tr>
+        <w:tc>
+          <w:tcPr>
+            <w:tcW w:type="dxa" w:w="2400"/>
+          </w:tcPr>
+          <w:p>
+            <w:r>
+              <w:rPr>
+                <w:b w:val="false"/>
+                <w:bCs w:val="false"/>
+                <w:sz w:val="18"/>
+                <w:szCs w:val="18"/>
+              </w:rPr>
+              <w:t xml:space="preserve">Student assigned people</w:t>
+            </w:r>
+          </w:p>
+        </w:tc>
+        <w:tc>
+          <w:tcPr>
+            <w:tcW w:type="dxa" w:w="2400"/>
+          </w:tcPr>
+          <w:p>
+            <w:r>
+              <w:rPr>
+                <w:b w:val="false"/>
+                <w:bCs w:val="false"/>
+                <w:sz w:val="18"/>
+                <w:szCs w:val="18"/>
+              </w:rPr>
+              <w:t xml:space="preserve">Directory student tiles may show Teachers / Parents / Tutors names (view popup) for admins</w:t>
+            </w:r>
+          </w:p>
+        </w:tc>
+      </w:tr>
+      <w:tr>
+        <w:tc>
+          <w:tcPr>
+            <w:tcW w:type="dxa" w:w="2400"/>
+          </w:tcPr>
+          <w:p>
+            <w:r>
+              <w:rPr>
+                <w:b w:val="false"/>
+                <w:bCs w:val="false"/>
+                <w:sz w:val="18"/>
+                <w:szCs w:val="18"/>
+              </w:rPr>
+              <w:t xml:space="preserve">Grant Tutor companion</w:t>
+            </w:r>
+          </w:p>
+        </w:tc>
+        <w:tc>
+          <w:tcPr>
+            <w:tcW w:type="dxa" w:w="2400"/>
+          </w:tcPr>
+          <w:p>
+            <w:r>
+              <w:rPr>
+                <w:b w:val="false"/>
+                <w:bCs w:val="false"/>
+                <w:sz w:val="18"/>
+                <w:szCs w:val="18"/>
+              </w:rPr>
+              <w:t xml:space="preserve">PortalAdmin may add Tutor onto Parent/Teacher/Coordinator (and reverse). School/Campus Admin cannot grant Tutor on Teachers/Coordinators lists.</w:t>
             </w:r>
           </w:p>
         </w:tc>
       </w:tr>
     </w:tbl>
+    <w:p>
+      <w:pPr>
+        <w:pStyle w:val="Heading1"/>
+        <w:spacing w:after="120" w:before="240"/>
+      </w:pPr>
+      <w:r>
+        <w:rPr>
+          <w:b/>
+          <w:bCs/>
+          <w:sz w:val="32"/>
+          <w:szCs w:val="32"/>
+        </w:rPr>
+        <w:t xml:space="preserve">5. Quizzes (student take flow)</w:t>
+      </w:r>
+    </w:p>
     <w:p>
       <w:pPr>
         <w:pStyle w:val="Heading2"/>
@@ -2162,100 +2161,7 @@
           <w:sz w:val="26"/>
           <w:szCs w:val="26"/>
         </w:rPr>
-        <w:t xml:space="preserve">5.2 Attempt rules</w:t>
-      </w:r>
-    </w:p>
-    <w:p>
-      <w:pPr>
-        <w:spacing w:after="60"/>
-        <w:ind w:left="360"/>
-      </w:pPr>
-      <w:r>
-        <w:rPr>
-          <w:sz w:val="22"/>
-          <w:szCs w:val="22"/>
-        </w:rPr>
-        <w:t xml:space="preserve">• Device lock: Attempt bound to starting deviceId; mismatch → locked to starting device</w:t>
-      </w:r>
-    </w:p>
-    <w:p>
-      <w:pPr>
-        <w:spacing w:after="60"/>
-        <w:ind w:left="360"/>
-      </w:pPr>
-      <w:r>
-        <w:rPr>
-          <w:sz w:val="22"/>
-          <w:szCs w:val="22"/>
-        </w:rPr>
-        <w:t xml:space="preserve">• Window: Assignment StartDateTime–EndDateTime enforced</w:t>
-      </w:r>
-    </w:p>
-    <w:p>
-      <w:pPr>
-        <w:spacing w:after="60"/>
-        <w:ind w:left="360"/>
-      </w:pPr>
-      <w:r>
-        <w:rPr>
-          <w:sz w:val="22"/>
-          <w:szCs w:val="22"/>
-        </w:rPr>
-        <w:t xml:space="preserve">• Attempts: AllowedAttempts quota; Allow Retry may add extras</w:t>
-      </w:r>
-    </w:p>
-    <w:p>
-      <w:pPr>
-        <w:spacing w:after="60"/>
-        <w:ind w:left="360"/>
-      </w:pPr>
-      <w:r>
-        <w:rPr>
-          <w:sz w:val="22"/>
-          <w:szCs w:val="22"/>
-        </w:rPr>
-        <w:t xml:space="preserve">• Instructions: Non-empty instructions require acknowledge on start</w:t>
-      </w:r>
-    </w:p>
-    <w:p>
-      <w:pPr>
-        <w:spacing w:after="60"/>
-        <w:ind w:left="360"/>
-      </w:pPr>
-      <w:r>
-        <w:rPr>
-          <w:sz w:val="22"/>
-          <w:szCs w:val="22"/>
-        </w:rPr>
-        <w:t xml:space="preserve">• Offline: Draft/submit sync supported with clientSyncId / isOfflineSync</w:t>
-      </w:r>
-    </w:p>
-    <w:p>
-      <w:pPr>
-        <w:spacing w:after="60"/>
-        <w:ind w:left="360"/>
-      </w:pPr>
-      <w:r>
-        <w:rPr>
-          <w:sz w:val="22"/>
-          <w:szCs w:val="22"/>
-        </w:rPr>
-        <w:t xml:space="preserve">• Students do not assign: AssignedById is Teacher/Parent; students only take</w:t>
-      </w:r>
-    </w:p>
-    <w:p>
-      <w:pPr>
-        <w:pStyle w:val="Heading1"/>
-        <w:spacing w:after="120" w:before="240"/>
-      </w:pPr>
-      <w:r>
-        <w:rPr>
-          <w:b/>
-          <w:bCs/>
-          <w:sz w:val="32"/>
-          <w:szCs w:val="32"/>
-        </w:rPr>
-        <w:t xml:space="preserve">6. Reports and rankings</w:t>
+        <w:t xml:space="preserve">5.1 Student-callable APIs</w:t>
       </w:r>
     </w:p>
     <w:tbl>
@@ -2303,148 +2209,344 @@
                 <w:sz w:val="18"/>
                 <w:szCs w:val="18"/>
               </w:rPr>
-              <w:t xml:space="preserve">Student rule</w:t>
-            </w:r>
-          </w:p>
-        </w:tc>
-      </w:tr>
-      <w:tr>
-        <w:tc>
-          <w:tcPr>
-            <w:tcW w:type="dxa" w:w="2400"/>
-          </w:tcPr>
-          <w:p>
-            <w:r>
-              <w:rPr>
-                <w:b w:val="false"/>
-                <w:bCs w:val="false"/>
-                <w:sz w:val="18"/>
-                <w:szCs w:val="18"/>
-              </w:rPr>
-              <w:t xml:space="preserve">GET /reports/students/{id}/quiz-history</w:t>
-            </w:r>
-          </w:p>
-        </w:tc>
-        <w:tc>
-          <w:tcPr>
-            <w:tcW w:type="dxa" w:w="2400"/>
-          </w:tcPr>
-          <w:p>
-            <w:r>
-              <w:rPr>
-                <w:b w:val="false"/>
-                <w:bCs w:val="false"/>
-                <w:sz w:val="18"/>
-                <w:szCs w:val="18"/>
-              </w:rPr>
-              <w:t xml:space="preserve">Student: self only. Also Parent (linked), Teacher/Coordinator/SchoolAdmin (campus), PortalAdmin. CampusAdmin not in ACL.</w:t>
-            </w:r>
-          </w:p>
-        </w:tc>
-      </w:tr>
-      <w:tr>
-        <w:tc>
-          <w:tcPr>
-            <w:tcW w:type="dxa" w:w="2400"/>
-          </w:tcPr>
-          <w:p>
-            <w:r>
-              <w:rPr>
-                <w:b w:val="false"/>
-                <w:bCs w:val="false"/>
-                <w:sz w:val="18"/>
-                <w:szCs w:val="18"/>
-              </w:rPr>
-              <w:t xml:space="preserve">GET /reports/rankings/me?scope=class|school</w:t>
-            </w:r>
-          </w:p>
-        </w:tc>
-        <w:tc>
-          <w:tcPr>
-            <w:tcW w:type="dxa" w:w="2400"/>
-          </w:tcPr>
-          <w:p>
-            <w:r>
-              <w:rPr>
-                <w:b w:val="false"/>
-                <w:bCs w:val="false"/>
-                <w:sz w:val="18"/>
-                <w:szCs w:val="18"/>
-              </w:rPr>
-              <w:t xml:space="preserve">Student only. Rank by max submitted quiz_attempts.percentage. Class = campus+grade+section (grade-only if section empty). School = whole school. Optional quizId.</w:t>
-            </w:r>
-          </w:p>
-        </w:tc>
-      </w:tr>
-      <w:tr>
-        <w:tc>
-          <w:tcPr>
-            <w:tcW w:type="dxa" w:w="2400"/>
-          </w:tcPr>
-          <w:p>
-            <w:r>
-              <w:rPr>
-                <w:b w:val="false"/>
-                <w:bCs w:val="false"/>
-                <w:sz w:val="18"/>
-                <w:szCs w:val="18"/>
-              </w:rPr>
-              <w:t xml:space="preserve">GET /reports/rankings</w:t>
-            </w:r>
-          </w:p>
-        </w:tc>
-        <w:tc>
-          <w:tcPr>
-            <w:tcW w:type="dxa" w:w="2400"/>
-          </w:tcPr>
-          <w:p>
-            <w:r>
-              <w:rPr>
-                <w:b w:val="false"/>
-                <w:bCs w:val="false"/>
-                <w:sz w:val="18"/>
-                <w:szCs w:val="18"/>
-              </w:rPr>
-              <w:t xml:space="preserve">Staff only (PortalAdmin/SchoolAdmin/Teacher/Coordinator) — not Student</w:t>
-            </w:r>
-          </w:p>
-        </w:tc>
-      </w:tr>
-      <w:tr>
-        <w:tc>
-          <w:tcPr>
-            <w:tcW w:type="dxa" w:w="2400"/>
-          </w:tcPr>
-          <w:p>
-            <w:r>
-              <w:rPr>
-                <w:b w:val="false"/>
-                <w:bCs w:val="false"/>
-                <w:sz w:val="18"/>
-                <w:szCs w:val="18"/>
-              </w:rPr>
-              <w:t xml:space="preserve">Summary / performance</w:t>
-            </w:r>
-          </w:p>
-        </w:tc>
-        <w:tc>
-          <w:tcPr>
-            <w:tcW w:type="dxa" w:w="2400"/>
-          </w:tcPr>
-          <w:p>
-            <w:r>
-              <w:rPr>
-                <w:b w:val="false"/>
-                <w:bCs w:val="false"/>
-                <w:sz w:val="18"/>
-                <w:szCs w:val="18"/>
-              </w:rPr>
-              <w:t xml:space="preserve">Staff only</w:t>
+              <w:t xml:space="preserve">Rule</w:t>
+            </w:r>
+          </w:p>
+        </w:tc>
+      </w:tr>
+      <w:tr>
+        <w:tc>
+          <w:tcPr>
+            <w:tcW w:type="dxa" w:w="2400"/>
+          </w:tcPr>
+          <w:p>
+            <w:r>
+              <w:rPr>
+                <w:b w:val="false"/>
+                <w:bCs w:val="false"/>
+                <w:sz w:val="18"/>
+                <w:szCs w:val="18"/>
+              </w:rPr>
+              <w:t xml:space="preserve">GET /quizzes</w:t>
+            </w:r>
+          </w:p>
+        </w:tc>
+        <w:tc>
+          <w:tcPr>
+            <w:tcW w:type="dxa" w:w="2400"/>
+          </w:tcPr>
+          <w:p>
+            <w:r>
+              <w:rPr>
+                <w:b w:val="false"/>
+                <w:bCs w:val="false"/>
+                <w:sz w:val="18"/>
+                <w:szCs w:val="18"/>
+              </w:rPr>
+              <w:t xml:space="preserve">Assigned quizzes for the student</w:t>
+            </w:r>
+          </w:p>
+        </w:tc>
+      </w:tr>
+      <w:tr>
+        <w:tc>
+          <w:tcPr>
+            <w:tcW w:type="dxa" w:w="2400"/>
+          </w:tcPr>
+          <w:p>
+            <w:r>
+              <w:rPr>
+                <w:b w:val="false"/>
+                <w:bCs w:val="false"/>
+                <w:sz w:val="18"/>
+                <w:szCs w:val="18"/>
+              </w:rPr>
+              <w:t xml:space="preserve">GET /quizzes/{quizId}</w:t>
+            </w:r>
+          </w:p>
+        </w:tc>
+        <w:tc>
+          <w:tcPr>
+            <w:tcW w:type="dxa" w:w="2400"/>
+          </w:tcPr>
+          <w:p>
+            <w:r>
+              <w:rPr>
+                <w:b w:val="false"/>
+                <w:bCs w:val="false"/>
+                <w:sz w:val="18"/>
+                <w:szCs w:val="18"/>
+              </w:rPr>
+              <w:t xml:space="preserve">Detail if assigned</w:t>
+            </w:r>
+          </w:p>
+        </w:tc>
+      </w:tr>
+      <w:tr>
+        <w:tc>
+          <w:tcPr>
+            <w:tcW w:type="dxa" w:w="2400"/>
+          </w:tcPr>
+          <w:p>
+            <w:r>
+              <w:rPr>
+                <w:b w:val="false"/>
+                <w:bCs w:val="false"/>
+                <w:sz w:val="18"/>
+                <w:szCs w:val="18"/>
+              </w:rPr>
+              <w:t xml:space="preserve">POST /quizzes/{quizId}/attempts</w:t>
+            </w:r>
+          </w:p>
+        </w:tc>
+        <w:tc>
+          <w:tcPr>
+            <w:tcW w:type="dxa" w:w="2400"/>
+          </w:tcPr>
+          <w:p>
+            <w:r>
+              <w:rPr>
+                <w:b w:val="false"/>
+                <w:bCs w:val="false"/>
+                <w:sz w:val="18"/>
+                <w:szCs w:val="18"/>
+              </w:rPr>
+              <w:t xml:space="preserve">Start/resume; Student only; deviceId required</w:t>
+            </w:r>
+          </w:p>
+        </w:tc>
+      </w:tr>
+      <w:tr>
+        <w:tc>
+          <w:tcPr>
+            <w:tcW w:type="dxa" w:w="2400"/>
+          </w:tcPr>
+          <w:p>
+            <w:r>
+              <w:rPr>
+                <w:b w:val="false"/>
+                <w:bCs w:val="false"/>
+                <w:sz w:val="18"/>
+                <w:szCs w:val="18"/>
+              </w:rPr>
+              <w:t xml:space="preserve">PUT .../attempts/{id}/draft</w:t>
+            </w:r>
+          </w:p>
+        </w:tc>
+        <w:tc>
+          <w:tcPr>
+            <w:tcW w:type="dxa" w:w="2400"/>
+          </w:tcPr>
+          <w:p>
+            <w:r>
+              <w:rPr>
+                <w:b w:val="false"/>
+                <w:bCs w:val="false"/>
+                <w:sz w:val="18"/>
+                <w:szCs w:val="18"/>
+              </w:rPr>
+              <w:t xml:space="preserve">Save draft; optional offline sync fields</w:t>
+            </w:r>
+          </w:p>
+        </w:tc>
+      </w:tr>
+      <w:tr>
+        <w:tc>
+          <w:tcPr>
+            <w:tcW w:type="dxa" w:w="2400"/>
+          </w:tcPr>
+          <w:p>
+            <w:r>
+              <w:rPr>
+                <w:b w:val="false"/>
+                <w:bCs w:val="false"/>
+                <w:sz w:val="18"/>
+                <w:szCs w:val="18"/>
+              </w:rPr>
+              <w:t xml:space="preserve">POST .../attempts/{id}/submit</w:t>
+            </w:r>
+          </w:p>
+        </w:tc>
+        <w:tc>
+          <w:tcPr>
+            <w:tcW w:type="dxa" w:w="2400"/>
+          </w:tcPr>
+          <w:p>
+            <w:r>
+              <w:rPr>
+                <w:b w:val="false"/>
+                <w:bCs w:val="false"/>
+                <w:sz w:val="18"/>
+                <w:szCs w:val="18"/>
+              </w:rPr>
+              <w:t xml:space="preserve">Submit + score</w:t>
+            </w:r>
+          </w:p>
+        </w:tc>
+      </w:tr>
+      <w:tr>
+        <w:tc>
+          <w:tcPr>
+            <w:tcW w:type="dxa" w:w="2400"/>
+          </w:tcPr>
+          <w:p>
+            <w:r>
+              <w:rPr>
+                <w:b w:val="false"/>
+                <w:bCs w:val="false"/>
+                <w:sz w:val="18"/>
+                <w:szCs w:val="18"/>
+              </w:rPr>
+              <w:t xml:space="preserve">POST .../attempts/{id}/sync</w:t>
+            </w:r>
+          </w:p>
+        </w:tc>
+        <w:tc>
+          <w:tcPr>
+            <w:tcW w:type="dxa" w:w="2400"/>
+          </w:tcPr>
+          <w:p>
+            <w:r>
+              <w:rPr>
+                <w:b w:val="false"/>
+                <w:bCs w:val="false"/>
+                <w:sz w:val="18"/>
+                <w:szCs w:val="18"/>
+              </w:rPr>
+              <w:t xml:space="preserve">Offline replay; idempotent clientSyncId</w:t>
+            </w:r>
+          </w:p>
+        </w:tc>
+      </w:tr>
+      <w:tr>
+        <w:tc>
+          <w:tcPr>
+            <w:tcW w:type="dxa" w:w="2400"/>
+          </w:tcPr>
+          <w:p>
+            <w:r>
+              <w:rPr>
+                <w:b w:val="false"/>
+                <w:bCs w:val="false"/>
+                <w:sz w:val="18"/>
+                <w:szCs w:val="18"/>
+              </w:rPr>
+              <w:t xml:space="preserve">GET .../attempts/{id}/result</w:t>
+            </w:r>
+          </w:p>
+        </w:tc>
+        <w:tc>
+          <w:tcPr>
+            <w:tcW w:type="dxa" w:w="2400"/>
+          </w:tcPr>
+          <w:p>
+            <w:r>
+              <w:rPr>
+                <w:b w:val="false"/>
+                <w:bCs w:val="false"/>
+                <w:sz w:val="18"/>
+                <w:szCs w:val="18"/>
+              </w:rPr>
+              <w:t xml:space="preserve">Own result (Parent or linked Tutor may view linked child)</w:t>
             </w:r>
           </w:p>
         </w:tc>
       </w:tr>
     </w:tbl>
+    <w:p>
+      <w:pPr>
+        <w:pStyle w:val="Heading2"/>
+        <w:spacing w:after="120" w:before="240"/>
+      </w:pPr>
+      <w:r>
+        <w:rPr>
+          <w:b/>
+          <w:bCs/>
+          <w:color w:val="2E74B5"/>
+          <w:sz w:val="26"/>
+          <w:szCs w:val="26"/>
+        </w:rPr>
+        <w:t xml:space="preserve">5.2 Attempt rules</w:t>
+      </w:r>
+    </w:p>
+    <w:p>
+      <w:pPr>
+        <w:spacing w:after="60"/>
+        <w:ind w:left="360"/>
+      </w:pPr>
+      <w:r>
+        <w:rPr>
+          <w:sz w:val="22"/>
+          <w:szCs w:val="22"/>
+        </w:rPr>
+        <w:t xml:space="preserve">• Device lock: Attempt bound to starting deviceId; mismatch → locked to starting device</w:t>
+      </w:r>
+    </w:p>
+    <w:p>
+      <w:pPr>
+        <w:spacing w:after="60"/>
+        <w:ind w:left="360"/>
+      </w:pPr>
+      <w:r>
+        <w:rPr>
+          <w:sz w:val="22"/>
+          <w:szCs w:val="22"/>
+        </w:rPr>
+        <w:t xml:space="preserve">• Window: Assignment StartDateTime–EndDateTime enforced</w:t>
+      </w:r>
+    </w:p>
+    <w:p>
+      <w:pPr>
+        <w:spacing w:after="60"/>
+        <w:ind w:left="360"/>
+      </w:pPr>
+      <w:r>
+        <w:rPr>
+          <w:sz w:val="22"/>
+          <w:szCs w:val="22"/>
+        </w:rPr>
+        <w:t xml:space="preserve">• Attempts: AllowedAttempts quota; Allow Retry may add extras</w:t>
+      </w:r>
+    </w:p>
+    <w:p>
+      <w:pPr>
+        <w:spacing w:after="60"/>
+        <w:ind w:left="360"/>
+      </w:pPr>
+      <w:r>
+        <w:rPr>
+          <w:sz w:val="22"/>
+          <w:szCs w:val="22"/>
+        </w:rPr>
+        <w:t xml:space="preserve">• Instructions: Non-empty instructions require acknowledge on start</w:t>
+      </w:r>
+    </w:p>
+    <w:p>
+      <w:pPr>
+        <w:spacing w:after="60"/>
+        <w:ind w:left="360"/>
+      </w:pPr>
+      <w:r>
+        <w:rPr>
+          <w:sz w:val="22"/>
+          <w:szCs w:val="22"/>
+        </w:rPr>
+        <w:t xml:space="preserve">• Offline: Draft/submit sync supported with clientSyncId / isOfflineSync</w:t>
+      </w:r>
+    </w:p>
+    <w:p>
+      <w:pPr>
+        <w:spacing w:after="60"/>
+        <w:ind w:left="360"/>
+      </w:pPr>
+      <w:r>
+        <w:rPr>
+          <w:sz w:val="22"/>
+          <w:szCs w:val="22"/>
+        </w:rPr>
+        <w:t xml:space="preserve">• Students do not assign: AssignedById is Teacher/Parent/Tutor; students only take</w:t>
+      </w:r>
+    </w:p>
     <w:p>
       <w:pPr>
         <w:pStyle w:val="Heading1"/>
@@ -2457,7 +2559,7 @@
           <w:sz w:val="32"/>
           <w:szCs w:val="32"/>
         </w:rPr>
-        <w:t xml:space="preserve">7. Dashboards</w:t>
+        <w:t xml:space="preserve">6. Reports and rankings</w:t>
       </w:r>
     </w:p>
     <w:tbl>
@@ -2489,7 +2591,7 @@
                 <w:sz w:val="18"/>
                 <w:szCs w:val="18"/>
               </w:rPr>
-              <w:t xml:space="preserve">Surface</w:t>
+              <w:t xml:space="preserve">Endpoint</w:t>
             </w:r>
           </w:p>
         </w:tc>
@@ -2505,109 +2607,143 @@
                 <w:sz w:val="18"/>
                 <w:szCs w:val="18"/>
               </w:rPr>
-              <w:t xml:space="preserve">Behavior</w:t>
-            </w:r>
-          </w:p>
-        </w:tc>
-      </w:tr>
-      <w:tr>
-        <w:tc>
-          <w:tcPr>
-            <w:tcW w:type="dxa" w:w="2400"/>
-          </w:tcPr>
-          <w:p>
-            <w:r>
-              <w:rPr>
-                <w:b w:val="false"/>
-                <w:bCs w:val="false"/>
-                <w:sz w:val="18"/>
-                <w:szCs w:val="18"/>
-              </w:rPr>
-              <w:t xml:space="preserve">Web /student/dashboard</w:t>
-            </w:r>
-          </w:p>
-        </w:tc>
-        <w:tc>
-          <w:tcPr>
-            <w:tcW w:type="dxa" w:w="2400"/>
-          </w:tcPr>
-          <w:p>
-            <w:r>
-              <w:rPr>
-                <w:b w:val="false"/>
-                <w:bCs w:val="false"/>
-                <w:sz w:val="18"/>
-                <w:szCs w:val="18"/>
-              </w:rPr>
-              <w:t xml:space="preserve">Quiz-only: progress %, in progress, assigned, completion bar, assigned list. Rank/AI/weak-topic cards omitted.</w:t>
-            </w:r>
-          </w:p>
-        </w:tc>
-      </w:tr>
-      <w:tr>
-        <w:tc>
-          <w:tcPr>
-            <w:tcW w:type="dxa" w:w="2400"/>
-          </w:tcPr>
-          <w:p>
-            <w:r>
-              <w:rPr>
-                <w:b w:val="false"/>
-                <w:bCs w:val="false"/>
-                <w:sz w:val="18"/>
-                <w:szCs w:val="18"/>
-              </w:rPr>
-              <w:t xml:space="preserve">Mobile /student</w:t>
-            </w:r>
-          </w:p>
-        </w:tc>
-        <w:tc>
-          <w:tcPr>
-            <w:tcW w:type="dxa" w:w="2400"/>
-          </w:tcPr>
-          <w:p>
-            <w:r>
-              <w:rPr>
-                <w:b w:val="false"/>
-                <w:bCs w:val="false"/>
-                <w:sz w:val="18"/>
-                <w:szCs w:val="18"/>
-              </w:rPr>
-              <w:t xml:space="preserve">Quiz stats, today’s quizzes, upcoming, subject averages (from quiz data), recent results. Live mapper zeroes fake ranks/streak; streak pill hidden when 0.</w:t>
-            </w:r>
-          </w:p>
-        </w:tc>
-      </w:tr>
-      <w:tr>
-        <w:tc>
-          <w:tcPr>
-            <w:tcW w:type="dxa" w:w="2400"/>
-          </w:tcPr>
-          <w:p>
-            <w:r>
-              <w:rPr>
-                <w:b w:val="false"/>
-                <w:bCs w:val="false"/>
-                <w:sz w:val="18"/>
-                <w:szCs w:val="18"/>
-              </w:rPr>
-              <w:t xml:space="preserve">Not on live student home</w:t>
-            </w:r>
-          </w:p>
-        </w:tc>
-        <w:tc>
-          <w:tcPr>
-            <w:tcW w:type="dxa" w:w="2400"/>
-          </w:tcPr>
-          <w:p>
-            <w:r>
-              <w:rPr>
-                <w:b w:val="false"/>
-                <w:bCs w:val="false"/>
-                <w:sz w:val="18"/>
-                <w:szCs w:val="18"/>
-              </w:rPr>
-              <w:t xml:space="preserve">Level/Rank cards, AI recommendation, fabricated streak/goals/achievements</w:t>
+              <w:t xml:space="preserve">Student rule</w:t>
+            </w:r>
+          </w:p>
+        </w:tc>
+      </w:tr>
+      <w:tr>
+        <w:tc>
+          <w:tcPr>
+            <w:tcW w:type="dxa" w:w="2400"/>
+          </w:tcPr>
+          <w:p>
+            <w:r>
+              <w:rPr>
+                <w:b w:val="false"/>
+                <w:bCs w:val="false"/>
+                <w:sz w:val="18"/>
+                <w:szCs w:val="18"/>
+              </w:rPr>
+              <w:t xml:space="preserve">GET /reports/students/{id}/quiz-history</w:t>
+            </w:r>
+          </w:p>
+        </w:tc>
+        <w:tc>
+          <w:tcPr>
+            <w:tcW w:type="dxa" w:w="2400"/>
+          </w:tcPr>
+          <w:p>
+            <w:r>
+              <w:rPr>
+                <w:b w:val="false"/>
+                <w:bCs w:val="false"/>
+                <w:sz w:val="18"/>
+                <w:szCs w:val="18"/>
+              </w:rPr>
+              <w:t xml:space="preserve">Student: self only. Also Parent (linked), Tutor (linked via tutor_student_relations), Teacher/Coordinator/SchoolAdmin (campus), PortalAdmin. CampusAdmin not in ACL.</w:t>
+            </w:r>
+          </w:p>
+        </w:tc>
+      </w:tr>
+      <w:tr>
+        <w:tc>
+          <w:tcPr>
+            <w:tcW w:type="dxa" w:w="2400"/>
+          </w:tcPr>
+          <w:p>
+            <w:r>
+              <w:rPr>
+                <w:b w:val="false"/>
+                <w:bCs w:val="false"/>
+                <w:sz w:val="18"/>
+                <w:szCs w:val="18"/>
+              </w:rPr>
+              <w:t xml:space="preserve">GET /reports/rankings/me?scope=class|school</w:t>
+            </w:r>
+          </w:p>
+        </w:tc>
+        <w:tc>
+          <w:tcPr>
+            <w:tcW w:type="dxa" w:w="2400"/>
+          </w:tcPr>
+          <w:p>
+            <w:r>
+              <w:rPr>
+                <w:b w:val="false"/>
+                <w:bCs w:val="false"/>
+                <w:sz w:val="18"/>
+                <w:szCs w:val="18"/>
+              </w:rPr>
+              <w:t xml:space="preserve">Student only. Rank by max submitted quiz_attempts.percentage. Class = campus+grade+section (grade-only if section empty). School = whole school. Optional quizId.</w:t>
+            </w:r>
+          </w:p>
+        </w:tc>
+      </w:tr>
+      <w:tr>
+        <w:tc>
+          <w:tcPr>
+            <w:tcW w:type="dxa" w:w="2400"/>
+          </w:tcPr>
+          <w:p>
+            <w:r>
+              <w:rPr>
+                <w:b w:val="false"/>
+                <w:bCs w:val="false"/>
+                <w:sz w:val="18"/>
+                <w:szCs w:val="18"/>
+              </w:rPr>
+              <w:t xml:space="preserve">GET /reports/rankings</w:t>
+            </w:r>
+          </w:p>
+        </w:tc>
+        <w:tc>
+          <w:tcPr>
+            <w:tcW w:type="dxa" w:w="2400"/>
+          </w:tcPr>
+          <w:p>
+            <w:r>
+              <w:rPr>
+                <w:b w:val="false"/>
+                <w:bCs w:val="false"/>
+                <w:sz w:val="18"/>
+                <w:szCs w:val="18"/>
+              </w:rPr>
+              <w:t xml:space="preserve">Staff only (PortalAdmin/SchoolAdmin/Teacher/Coordinator) — not Student</w:t>
+            </w:r>
+          </w:p>
+        </w:tc>
+      </w:tr>
+      <w:tr>
+        <w:tc>
+          <w:tcPr>
+            <w:tcW w:type="dxa" w:w="2400"/>
+          </w:tcPr>
+          <w:p>
+            <w:r>
+              <w:rPr>
+                <w:b w:val="false"/>
+                <w:bCs w:val="false"/>
+                <w:sz w:val="18"/>
+                <w:szCs w:val="18"/>
+              </w:rPr>
+              <w:t xml:space="preserve">Summary / performance</w:t>
+            </w:r>
+          </w:p>
+        </w:tc>
+        <w:tc>
+          <w:tcPr>
+            <w:tcW w:type="dxa" w:w="2400"/>
+          </w:tcPr>
+          <w:p>
+            <w:r>
+              <w:rPr>
+                <w:b w:val="false"/>
+                <w:bCs w:val="false"/>
+                <w:sz w:val="18"/>
+                <w:szCs w:val="18"/>
+              </w:rPr>
+              <w:t xml:space="preserve">Staff only</w:t>
             </w:r>
           </w:p>
         </w:tc>
@@ -2625,7 +2761,7 @@
           <w:sz w:val="32"/>
           <w:szCs w:val="32"/>
         </w:rPr>
-        <w:t xml:space="preserve">8. School change</w:t>
+        <w:t xml:space="preserve">7. Dashboards</w:t>
       </w:r>
     </w:p>
     <w:tbl>
@@ -2657,7 +2793,7 @@
                 <w:sz w:val="18"/>
                 <w:szCs w:val="18"/>
               </w:rPr>
-              <w:t xml:space="preserve">Topic</w:t>
+              <w:t xml:space="preserve">Surface</w:t>
             </w:r>
           </w:p>
         </w:tc>
@@ -2673,6 +2809,174 @@
                 <w:sz w:val="18"/>
                 <w:szCs w:val="18"/>
               </w:rPr>
+              <w:t xml:space="preserve">Behavior</w:t>
+            </w:r>
+          </w:p>
+        </w:tc>
+      </w:tr>
+      <w:tr>
+        <w:tc>
+          <w:tcPr>
+            <w:tcW w:type="dxa" w:w="2400"/>
+          </w:tcPr>
+          <w:p>
+            <w:r>
+              <w:rPr>
+                <w:b w:val="false"/>
+                <w:bCs w:val="false"/>
+                <w:sz w:val="18"/>
+                <w:szCs w:val="18"/>
+              </w:rPr>
+              <w:t xml:space="preserve">Web /student/dashboard</w:t>
+            </w:r>
+          </w:p>
+        </w:tc>
+        <w:tc>
+          <w:tcPr>
+            <w:tcW w:type="dxa" w:w="2400"/>
+          </w:tcPr>
+          <w:p>
+            <w:r>
+              <w:rPr>
+                <w:b w:val="false"/>
+                <w:bCs w:val="false"/>
+                <w:sz w:val="18"/>
+                <w:szCs w:val="18"/>
+              </w:rPr>
+              <w:t xml:space="preserve">Quiz-only: progress %, in progress, assigned, completion bar, assigned list. Rank/AI/weak-topic cards omitted.</w:t>
+            </w:r>
+          </w:p>
+        </w:tc>
+      </w:tr>
+      <w:tr>
+        <w:tc>
+          <w:tcPr>
+            <w:tcW w:type="dxa" w:w="2400"/>
+          </w:tcPr>
+          <w:p>
+            <w:r>
+              <w:rPr>
+                <w:b w:val="false"/>
+                <w:bCs w:val="false"/>
+                <w:sz w:val="18"/>
+                <w:szCs w:val="18"/>
+              </w:rPr>
+              <w:t xml:space="preserve">Mobile /student</w:t>
+            </w:r>
+          </w:p>
+        </w:tc>
+        <w:tc>
+          <w:tcPr>
+            <w:tcW w:type="dxa" w:w="2400"/>
+          </w:tcPr>
+          <w:p>
+            <w:r>
+              <w:rPr>
+                <w:b w:val="false"/>
+                <w:bCs w:val="false"/>
+                <w:sz w:val="18"/>
+                <w:szCs w:val="18"/>
+              </w:rPr>
+              <w:t xml:space="preserve">Quiz stats, today’s quizzes, upcoming, subject averages (from quiz data), recent results. Live mapper zeroes fake ranks/streak; streak pill hidden when 0.</w:t>
+            </w:r>
+          </w:p>
+        </w:tc>
+      </w:tr>
+      <w:tr>
+        <w:tc>
+          <w:tcPr>
+            <w:tcW w:type="dxa" w:w="2400"/>
+          </w:tcPr>
+          <w:p>
+            <w:r>
+              <w:rPr>
+                <w:b w:val="false"/>
+                <w:bCs w:val="false"/>
+                <w:sz w:val="18"/>
+                <w:szCs w:val="18"/>
+              </w:rPr>
+              <w:t xml:space="preserve">Not on live student home</w:t>
+            </w:r>
+          </w:p>
+        </w:tc>
+        <w:tc>
+          <w:tcPr>
+            <w:tcW w:type="dxa" w:w="2400"/>
+          </w:tcPr>
+          <w:p>
+            <w:r>
+              <w:rPr>
+                <w:b w:val="false"/>
+                <w:bCs w:val="false"/>
+                <w:sz w:val="18"/>
+                <w:szCs w:val="18"/>
+              </w:rPr>
+              <w:t xml:space="preserve">Level/Rank cards, AI recommendation, fabricated streak/goals/achievements</w:t>
+            </w:r>
+          </w:p>
+        </w:tc>
+      </w:tr>
+    </w:tbl>
+    <w:p>
+      <w:pPr>
+        <w:pStyle w:val="Heading1"/>
+        <w:spacing w:after="120" w:before="240"/>
+      </w:pPr>
+      <w:r>
+        <w:rPr>
+          <w:b/>
+          <w:bCs/>
+          <w:sz w:val="32"/>
+          <w:szCs w:val="32"/>
+        </w:rPr>
+        <w:t xml:space="preserve">8. School change</w:t>
+      </w:r>
+    </w:p>
+    <w:tbl>
+      <w:tblPr>
+        <w:tblW w:type="dxa" w:w="9600"/>
+        <w:tblBorders>
+          <w:top w:val="single" w:color="auto" w:sz="4"/>
+          <w:left w:val="single" w:color="auto" w:sz="4"/>
+          <w:bottom w:val="single" w:color="auto" w:sz="4"/>
+          <w:right w:val="single" w:color="auto" w:sz="4"/>
+          <w:insideH w:val="single" w:color="auto" w:sz="4"/>
+          <w:insideV w:val="single" w:color="auto" w:sz="4"/>
+        </w:tblBorders>
+      </w:tblPr>
+      <w:tblGrid>
+        <w:gridCol w:w="100"/>
+        <w:gridCol w:w="100"/>
+      </w:tblGrid>
+      <w:tr>
+        <w:tc>
+          <w:tcPr>
+            <w:tcW w:type="dxa" w:w="2400"/>
+          </w:tcPr>
+          <w:p>
+            <w:r>
+              <w:rPr>
+                <w:b/>
+                <w:bCs/>
+                <w:sz w:val="18"/>
+                <w:szCs w:val="18"/>
+              </w:rPr>
+              <w:t xml:space="preserve">Topic</w:t>
+            </w:r>
+          </w:p>
+        </w:tc>
+        <w:tc>
+          <w:tcPr>
+            <w:tcW w:type="dxa" w:w="2400"/>
+          </w:tcPr>
+          <w:p>
+            <w:r>
+              <w:rPr>
+                <w:b/>
+                <w:bCs/>
+                <w:sz w:val="18"/>
+                <w:szCs w:val="18"/>
+              </w:rPr>
               <w:t xml:space="preserve">Rule</w:t>
             </w:r>
           </w:p>
@@ -2707,7 +3011,7 @@
                 <w:sz w:val="18"/>
                 <w:szCs w:val="18"/>
               </w:rPr>
-              <w:t xml:space="preserve">Student, Teacher, Coordinator, CampusAdmin (not PortalAdmin/SchoolAdmin/Parent)</w:t>
+              <w:t xml:space="preserve">Student, Teacher, Coordinator, CampusAdmin (not PortalAdmin/SchoolAdmin/Parent/Tutor)</w:t>
             </w:r>
           </w:p>
         </w:tc>
@@ -3909,23 +4213,23 @@
                 <w:sz w:val="18"/>
                 <w:szCs w:val="18"/>
               </w:rPr>
-              <w:t xml:space="preserve">Student “my parents”</w:t>
-            </w:r>
-          </w:p>
-        </w:tc>
-        <w:tc>
-          <w:tcPr>
-            <w:tcW w:type="dxa" w:w="2400"/>
-          </w:tcPr>
-          <w:p>
-            <w:r>
-              <w:rPr>
-                <w:b w:val="false"/>
-                <w:bCs w:val="false"/>
-                <w:sz w:val="18"/>
-                <w:szCs w:val="18"/>
-              </w:rPr>
-              <w:t xml:space="preserve">Missing — student cannot list parents; parents can self-link via CNIC/username</w:t>
+              <w:t xml:space="preserve">Student “my parents” / “my tutors”</w:t>
+            </w:r>
+          </w:p>
+        </w:tc>
+        <w:tc>
+          <w:tcPr>
+            <w:tcW w:type="dxa" w:w="2400"/>
+          </w:tcPr>
+          <w:p>
+            <w:r>
+              <w:rPr>
+                <w:b w:val="false"/>
+                <w:bCs w:val="false"/>
+                <w:sz w:val="18"/>
+                <w:szCs w:val="18"/>
+              </w:rPr>
+              <w:t xml:space="preserve">Missing — student cannot list parents/tutors; parents/tutors link via admin or self CNIC/username flows</w:t>
             </w:r>
           </w:p>
         </w:tc>
@@ -4686,6 +4990,135 @@
     </w:p>
     <w:p>
       <w:pPr>
+        <w:pStyle w:val="Heading2"/>
+        <w:spacing w:after="120" w:before="240"/>
+      </w:pPr>
+      <w:r>
+        <w:rPr>
+          <w:b/>
+          <w:bCs/>
+          <w:color w:val="2E74B5"/>
+          <w:sz w:val="26"/>
+          <w:szCs w:val="26"/>
+        </w:rPr>
+        <w:t xml:space="preserve">STU-15 — Tutor cannot combine with Student</w:t>
+      </w:r>
+    </w:p>
+    <w:p>
+      <w:pPr>
+        <w:spacing w:after="120"/>
+      </w:pPr>
+      <w:r>
+        <w:rPr>
+          <w:sz w:val="22"/>
+          <w:szCs w:val="22"/>
+        </w:rPr>
+        <w:t xml:space="preserve">Steps: Try grant Tutor onto a Student (or Student onto Tutor).</w:t>
+      </w:r>
+    </w:p>
+    <w:p>
+      <w:pPr>
+        <w:spacing w:after="120"/>
+      </w:pPr>
+      <w:r>
+        <w:rPr>
+          <w:b/>
+          <w:bCs/>
+          <w:color w:val="166534"/>
+          <w:sz w:val="22"/>
+          <w:szCs w:val="22"/>
+        </w:rPr>
+        <w:t xml:space="preserve">Expected: Rejected by UserRoleRules — Student exclusive.</w:t>
+      </w:r>
+    </w:p>
+    <w:p>
+      <w:pPr>
+        <w:pStyle w:val="Heading2"/>
+        <w:spacing w:after="120" w:before="240"/>
+      </w:pPr>
+      <w:r>
+        <w:rPr>
+          <w:b/>
+          <w:bCs/>
+          <w:color w:val="2E74B5"/>
+          <w:sz w:val="26"/>
+          <w:szCs w:val="26"/>
+        </w:rPr>
+        <w:t xml:space="preserve">STU-16 — PortalAdmin links Tutor↔Student</w:t>
+      </w:r>
+    </w:p>
+    <w:p>
+      <w:pPr>
+        <w:spacing w:after="120"/>
+      </w:pPr>
+      <w:r>
+        <w:rPr>
+          <w:sz w:val="22"/>
+          <w:szCs w:val="22"/>
+        </w:rPr>
+        <w:t xml:space="preserve">Steps: PortalAdmin links student on Tutors directory by CNIC/username.</w:t>
+      </w:r>
+    </w:p>
+    <w:p>
+      <w:pPr>
+        <w:spacing w:after="120"/>
+      </w:pPr>
+      <w:r>
+        <w:rPr>
+          <w:b/>
+          <w:bCs/>
+          <w:color w:val="166534"/>
+          <w:sz w:val="22"/>
+          <w:szCs w:val="22"/>
+        </w:rPr>
+        <w:t xml:space="preserve">Expected: tutor_student_relations row; student list may show tutorNames.</w:t>
+      </w:r>
+    </w:p>
+    <w:p>
+      <w:pPr>
+        <w:pStyle w:val="Heading2"/>
+        <w:spacing w:after="120" w:before="240"/>
+      </w:pPr>
+      <w:r>
+        <w:rPr>
+          <w:b/>
+          <w:bCs/>
+          <w:color w:val="2E74B5"/>
+          <w:sz w:val="26"/>
+          <w:szCs w:val="26"/>
+        </w:rPr>
+        <w:t xml:space="preserve">STU-17 — SchoolAdmin cannot manage Tutors</w:t>
+      </w:r>
+    </w:p>
+    <w:p>
+      <w:pPr>
+        <w:spacing w:after="120"/>
+      </w:pPr>
+      <w:r>
+        <w:rPr>
+          <w:sz w:val="22"/>
+          <w:szCs w:val="22"/>
+        </w:rPr>
+        <w:t xml:space="preserve">Steps: SchoolAdmin opens /admin/directory/tutors or tries tutor link API.</w:t>
+      </w:r>
+    </w:p>
+    <w:p>
+      <w:pPr>
+        <w:spacing w:after="120"/>
+      </w:pPr>
+      <w:r>
+        <w:rPr>
+          <w:b/>
+          <w:bCs/>
+          <w:color w:val="166534"/>
+          <w:sz w:val="22"/>
+          <w:szCs w:val="22"/>
+        </w:rPr>
+        <w:t xml:space="preserve">Expected: Forbidden / no Tutors nav — PortalAdmin only.</w:t>
+      </w:r>
+    </w:p>
+    <w:p>
+      <w:pPr>
         <w:pStyle w:val="Heading1"/>
         <w:spacing w:after="120" w:before="240"/>
       </w:pPr>
@@ -4722,7 +5155,7 @@
           <w:sz w:val="22"/>
           <w:szCs w:val="22"/>
         </w:rPr>
-        <w:t xml:space="preserve">• ☐ Roll required only when school is selected; Parent never gets grade/section/school.</w:t>
+        <w:t xml:space="preserve">• ☐ Roll required only when school is selected; Parent/Tutor never get grade/section/school on register.</w:t>
       </w:r>
     </w:p>
     <w:p>
@@ -4865,7 +5298,7 @@
           <w:sz w:val="22"/>
           <w:szCs w:val="22"/>
         </w:rPr>
-        <w:t xml:space="preserve">• ☐ Student school-change fully locks the account.</w:t>
+        <w:t xml:space="preserve">• ☐ Student school-change fully locks the account; Parent/Tutor cannot request school change.</w:t>
       </w:r>
     </w:p>
     <w:p>
@@ -4878,7 +5311,7 @@
           <w:sz w:val="22"/>
           <w:szCs w:val="22"/>
         </w:rPr>
-        <w:t xml:space="preserve">• ☐ Student cannot combine roles or self-remove Student.</w:t>
+        <w:t xml:space="preserve">• ☐ Student cannot combine roles (including Tutor) or self-remove Student.</w:t>
       </w:r>
     </w:p>
     <w:p>
@@ -4891,7 +5324,20 @@
           <w:sz w:val="22"/>
           <w:szCs w:val="22"/>
         </w:rPr>
-        <w:t xml:space="preserve">• ☐ No student-facing my-parents API.</w:t>
+        <w:t xml:space="preserve">• ☐ No student-facing my-parents / my-tutors API.</w:t>
+      </w:r>
+    </w:p>
+    <w:p>
+      <w:pPr>
+        <w:spacing w:after="60"/>
+        <w:ind w:left="360"/>
+      </w:pPr>
+      <w:r>
+        <w:rPr>
+          <w:sz w:val="22"/>
+          <w:szCs w:val="22"/>
+        </w:rPr>
+        <w:t xml:space="preserve">• ☐ Tutor–student links and Tutors directory are PortalAdmin-only; School/Campus Admin cannot grant Tutor companions.</w:t>
       </w:r>
     </w:p>
     <w:sectPr>

--- a/docs/04_RankUp_Students_QA.docx
+++ b/docs/04_RankUp_Students_QA.docx
@@ -26,7 +26,7 @@
           <w:sz w:val="22"/>
           <w:szCs w:val="22"/>
         </w:rPr>
-        <w:t xml:space="preserve">Student identity, registration, directory, quizzes, rankings, dashboards, school change, Tutor links, and known gaps — as implemented.</w:t>
+        <w:t xml:space="preserve">Student identity, registration, directory, quizzes, rankings, dashboards, school change, parent links, and known gaps — as implemented.</w:t>
       </w:r>
     </w:p>
     <w:p>
@@ -53,7 +53,7 @@
           <w:sz w:val="22"/>
           <w:szCs w:val="22"/>
         </w:rPr>
-        <w:t xml:space="preserve">Canonical Student MVP: exclusive role (never with Tutor); register/directory with Class grade + section; assigned quizzes + offline; self history; class/school peer rankings; honest quiz-only dashboards; Tutor links PortalAdmin-only.</w:t>
+        <w:t xml:space="preserve">Canonical Student MVP: exclusive role; register/directory with Class grade + section; assigned quizzes + offline; self history; class/school peer rankings; honest quiz-only dashboards; Parent links via directory or parent self-link.</w:t>
       </w:r>
     </w:p>
     <w:p>
@@ -150,7 +150,7 @@
                 <w:sz w:val="18"/>
                 <w:szCs w:val="18"/>
               </w:rPr>
-              <w:t xml:space="preserve">Student cannot combine with any other role (UserRoleRules). Adding Student when another role exists, or adding any role when Student exists, fails. Tutor/Parent/Teacher/Coordinator are combinable with each other but never with Student.</w:t>
+              <w:t xml:space="preserve">Student cannot combine with any other role (UserRoleRules). Adding Student when another role exists, or adding any role when Student exists, fails. Parent/Teacher/Coordinator are combinable with each other but never with Student.</w:t>
             </w:r>
           </w:p>
         </w:tc>
@@ -504,7 +504,7 @@
                 <w:sz w:val="18"/>
                 <w:szCs w:val="18"/>
               </w:rPr>
-              <w:t xml:space="preserve">Always email for Student / Parent / Teacher / Tutor</w:t>
+              <w:t xml:space="preserve">Always email for Student / Parent / Teacher</w:t>
             </w:r>
           </w:p>
         </w:tc>
@@ -692,23 +692,23 @@
                 <w:sz w:val="18"/>
                 <w:szCs w:val="18"/>
               </w:rPr>
-              <w:t xml:space="preserve">Parent/Teacher/Tutor</w:t>
-            </w:r>
-          </w:p>
-        </w:tc>
-        <w:tc>
-          <w:tcPr>
-            <w:tcW w:type="dxa" w:w="2400"/>
-          </w:tcPr>
-          <w:p>
-            <w:r>
-              <w:rPr>
-                <w:b w:val="false"/>
-                <w:bCs w:val="false"/>
-                <w:sz w:val="18"/>
-                <w:szCs w:val="18"/>
-              </w:rPr>
-              <w:t xml:space="preserve">Grade/section rejected if sent for Parent, Teacher, or Tutor; Tutor never uses school/campus/roll</w:t>
+              <w:t xml:space="preserve">Parent/Teacher</w:t>
+            </w:r>
+          </w:p>
+        </w:tc>
+        <w:tc>
+          <w:tcPr>
+            <w:tcW w:type="dxa" w:w="2400"/>
+          </w:tcPr>
+          <w:p>
+            <w:r>
+              <w:rPr>
+                <w:b w:val="false"/>
+                <w:bCs w:val="false"/>
+                <w:sz w:val="18"/>
+                <w:szCs w:val="18"/>
+              </w:rPr>
+              <w:t xml:space="preserve">Grade/section rejected if sent for Parent or Teacher; Parent never uses school/campus/roll</w:t>
             </w:r>
           </w:p>
         </w:tc>
@@ -962,7 +962,7 @@
                 <w:sz w:val="18"/>
                 <w:szCs w:val="18"/>
               </w:rPr>
-              <w:t xml:space="preserve">No school (incl. Parent / Tutor)</w:t>
+              <w:t xml:space="preserve">No school (incl. Parent)</w:t>
             </w:r>
           </w:p>
         </w:tc>
@@ -1147,7 +1147,7 @@
                 <w:sz w:val="18"/>
                 <w:szCs w:val="18"/>
               </w:rPr>
-              <w:t xml:space="preserve">Can approve and activate any registration (including Parent / Tutor / no-school)</w:t>
+              <w:t xml:space="preserve">Can approve and activate any registration (including Parent / no-school)</w:t>
             </w:r>
           </w:p>
         </w:tc>
@@ -1181,7 +1181,7 @@
                 <w:sz w:val="18"/>
                 <w:szCs w:val="18"/>
               </w:rPr>
-              <w:t xml:space="preserve">Can activate Student/Teacher with school in scope; cannot activate no-school / Parent / Tutor</w:t>
+              <w:t xml:space="preserve">Can activate Student/Teacher with school in scope; cannot activate no-school / Parent</w:t>
             </w:r>
           </w:p>
         </w:tc>
@@ -1417,7 +1417,7 @@
                 <w:sz w:val="18"/>
                 <w:szCs w:val="18"/>
               </w:rPr>
-              <w:t xml:space="preserve">Filters: schoolId, campusId, grade, search, paging. Scope by admin school/campus. Search name/username/roll. List payload may include teacherNames, parentNames, tutorNames for assigned-people UI.</w:t>
+              <w:t xml:space="preserve">Filters: schoolId, campusId, grade, search, paging. Scope by admin school/campus. Search name/username/roll. List payload may include teacherNames, parentNames for assigned-people UI.</w:t>
             </w:r>
           </w:p>
         </w:tc>
@@ -1841,7 +1841,23 @@
           <w:sz w:val="32"/>
           <w:szCs w:val="32"/>
         </w:rPr>
-        <w:t xml:space="preserve">4b. Tutor linking (tuition)</w:t>
+        <w:t xml:space="preserve">5. Quizzes (student take flow)</w:t>
+      </w:r>
+    </w:p>
+    <w:p>
+      <w:pPr>
+        <w:pStyle w:val="Heading2"/>
+        <w:spacing w:after="120" w:before="240"/>
+      </w:pPr>
+      <w:r>
+        <w:rPr>
+          <w:b/>
+          <w:bCs/>
+          <w:color w:val="2E74B5"/>
+          <w:sz w:val="26"/>
+          <w:szCs w:val="26"/>
+        </w:rPr>
+        <w:t xml:space="preserve">5.1 Student-callable APIs</w:t>
       </w:r>
     </w:p>
     <w:tbl>
@@ -1873,7 +1889,7 @@
                 <w:sz w:val="18"/>
                 <w:szCs w:val="18"/>
               </w:rPr>
-              <w:t xml:space="preserve">Endpoint / topic</w:t>
+              <w:t xml:space="preserve">Endpoint</w:t>
             </w:r>
           </w:p>
         </w:tc>
@@ -1907,247 +1923,232 @@
                 <w:sz w:val="18"/>
                 <w:szCs w:val="18"/>
               </w:rPr>
-              <w:t xml:space="preserve">Model</w:t>
-            </w:r>
-          </w:p>
-        </w:tc>
-        <w:tc>
-          <w:tcPr>
-            <w:tcW w:type="dxa" w:w="2400"/>
-          </w:tcPr>
-          <w:p>
-            <w:r>
-              <w:rPr>
-                <w:b w:val="false"/>
-                <w:bCs w:val="false"/>
-                <w:sz w:val="18"/>
-                <w:szCs w:val="18"/>
-              </w:rPr>
-              <w:t xml:space="preserve">Tutor is a combinable tuition role (lookup 2017). Profile app_user_tutors; links in tutor_student_relations (not class roster).</w:t>
-            </w:r>
-          </w:p>
-        </w:tc>
-      </w:tr>
-      <w:tr>
-        <w:tc>
-          <w:tcPr>
-            <w:tcW w:type="dxa" w:w="2400"/>
-          </w:tcPr>
-          <w:p>
-            <w:r>
-              <w:rPr>
-                <w:b w:val="false"/>
-                <w:bCs w:val="false"/>
-                <w:sz w:val="18"/>
-                <w:szCs w:val="18"/>
-              </w:rPr>
-              <w:t xml:space="preserve">Directory Tutors</w:t>
-            </w:r>
-          </w:p>
-        </w:tc>
-        <w:tc>
-          <w:tcPr>
-            <w:tcW w:type="dxa" w:w="2400"/>
-          </w:tcPr>
-          <w:p>
-            <w:r>
-              <w:rPr>
-                <w:b w:val="false"/>
-                <w:bCs w:val="false"/>
-                <w:sz w:val="18"/>
-                <w:szCs w:val="18"/>
-              </w:rPr>
-              <w:t xml:space="preserve">PortalAdmin only: /admin/directory/tutors — create, activate/deactivate, link/unlink students by CNIC or username.</w:t>
-            </w:r>
-          </w:p>
-        </w:tc>
-      </w:tr>
-      <w:tr>
-        <w:tc>
-          <w:tcPr>
-            <w:tcW w:type="dxa" w:w="2400"/>
-          </w:tcPr>
-          <w:p>
-            <w:r>
-              <w:rPr>
-                <w:b w:val="false"/>
-                <w:bCs w:val="false"/>
-                <w:sz w:val="18"/>
-                <w:szCs w:val="18"/>
-              </w:rPr>
-              <w:t xml:space="preserve">POST /directory/tutors/{tutorId}/students</w:t>
-            </w:r>
-          </w:p>
-        </w:tc>
-        <w:tc>
-          <w:tcPr>
-            <w:tcW w:type="dxa" w:w="2400"/>
-          </w:tcPr>
-          <w:p>
-            <w:r>
-              <w:rPr>
-                <w:b w:val="false"/>
-                <w:bCs w:val="false"/>
-                <w:sz w:val="18"/>
-                <w:szCs w:val="18"/>
-              </w:rPr>
-              <w:t xml:space="preserve">PortalAdmin link (body: cnic or username)</w:t>
-            </w:r>
-          </w:p>
-        </w:tc>
-      </w:tr>
-      <w:tr>
-        <w:tc>
-          <w:tcPr>
-            <w:tcW w:type="dxa" w:w="2400"/>
-          </w:tcPr>
-          <w:p>
-            <w:r>
-              <w:rPr>
-                <w:b w:val="false"/>
-                <w:bCs w:val="false"/>
-                <w:sz w:val="18"/>
-                <w:szCs w:val="18"/>
-              </w:rPr>
-              <w:t xml:space="preserve">DELETE /directory/tutors/{tutorId}/students/{studentId}</w:t>
-            </w:r>
-          </w:p>
-        </w:tc>
-        <w:tc>
-          <w:tcPr>
-            <w:tcW w:type="dxa" w:w="2400"/>
-          </w:tcPr>
-          <w:p>
-            <w:r>
-              <w:rPr>
-                <w:b w:val="false"/>
-                <w:bCs w:val="false"/>
-                <w:sz w:val="18"/>
-                <w:szCs w:val="18"/>
-              </w:rPr>
-              <w:t xml:space="preserve">PortalAdmin unlink</w:t>
-            </w:r>
-          </w:p>
-        </w:tc>
-      </w:tr>
-      <w:tr>
-        <w:tc>
-          <w:tcPr>
-            <w:tcW w:type="dxa" w:w="2400"/>
-          </w:tcPr>
-          <w:p>
-            <w:r>
-              <w:rPr>
-                <w:b w:val="false"/>
-                <w:bCs w:val="false"/>
-                <w:sz w:val="18"/>
-                <w:szCs w:val="18"/>
-              </w:rPr>
-              <w:t xml:space="preserve">Tutor self APIs</w:t>
-            </w:r>
-          </w:p>
-        </w:tc>
-        <w:tc>
-          <w:tcPr>
-            <w:tcW w:type="dxa" w:w="2400"/>
-          </w:tcPr>
-          <w:p>
-            <w:r>
-              <w:rPr>
-                <w:b w:val="false"/>
-                <w:bCs w:val="false"/>
-                <w:sz w:val="18"/>
-                <w:szCs w:val="18"/>
-              </w:rPr>
-              <w:t xml:space="preserve">Acting as Tutor: linked-student list / history surfaces (Web + Mobile as implemented)</w:t>
-            </w:r>
-          </w:p>
-        </w:tc>
-      </w:tr>
-      <w:tr>
-        <w:tc>
-          <w:tcPr>
-            <w:tcW w:type="dxa" w:w="2400"/>
-          </w:tcPr>
-          <w:p>
-            <w:r>
-              <w:rPr>
-                <w:b w:val="false"/>
-                <w:bCs w:val="false"/>
-                <w:sz w:val="18"/>
-                <w:szCs w:val="18"/>
-              </w:rPr>
-              <w:t xml:space="preserve">Student assigned people</w:t>
-            </w:r>
-          </w:p>
-        </w:tc>
-        <w:tc>
-          <w:tcPr>
-            <w:tcW w:type="dxa" w:w="2400"/>
-          </w:tcPr>
-          <w:p>
-            <w:r>
-              <w:rPr>
-                <w:b w:val="false"/>
-                <w:bCs w:val="false"/>
-                <w:sz w:val="18"/>
-                <w:szCs w:val="18"/>
-              </w:rPr>
-              <w:t xml:space="preserve">Directory student tiles may show Teachers / Parents / Tutors names (view popup) for admins</w:t>
-            </w:r>
-          </w:p>
-        </w:tc>
-      </w:tr>
-      <w:tr>
-        <w:tc>
-          <w:tcPr>
-            <w:tcW w:type="dxa" w:w="2400"/>
-          </w:tcPr>
-          <w:p>
-            <w:r>
-              <w:rPr>
-                <w:b w:val="false"/>
-                <w:bCs w:val="false"/>
-                <w:sz w:val="18"/>
-                <w:szCs w:val="18"/>
-              </w:rPr>
-              <w:t xml:space="preserve">Grant Tutor companion</w:t>
-            </w:r>
-          </w:p>
-        </w:tc>
-        <w:tc>
-          <w:tcPr>
-            <w:tcW w:type="dxa" w:w="2400"/>
-          </w:tcPr>
-          <w:p>
-            <w:r>
-              <w:rPr>
-                <w:b w:val="false"/>
-                <w:bCs w:val="false"/>
-                <w:sz w:val="18"/>
-                <w:szCs w:val="18"/>
-              </w:rPr>
-              <w:t xml:space="preserve">PortalAdmin may add Tutor onto Parent/Teacher/Coordinator (and reverse). School/Campus Admin cannot grant Tutor on Teachers/Coordinators lists.</w:t>
+              <w:t xml:space="preserve">GET /quizzes</w:t>
+            </w:r>
+          </w:p>
+        </w:tc>
+        <w:tc>
+          <w:tcPr>
+            <w:tcW w:type="dxa" w:w="2400"/>
+          </w:tcPr>
+          <w:p>
+            <w:r>
+              <w:rPr>
+                <w:b w:val="false"/>
+                <w:bCs w:val="false"/>
+                <w:sz w:val="18"/>
+                <w:szCs w:val="18"/>
+              </w:rPr>
+              <w:t xml:space="preserve">Assigned quizzes for the student</w:t>
+            </w:r>
+          </w:p>
+        </w:tc>
+      </w:tr>
+      <w:tr>
+        <w:tc>
+          <w:tcPr>
+            <w:tcW w:type="dxa" w:w="2400"/>
+          </w:tcPr>
+          <w:p>
+            <w:r>
+              <w:rPr>
+                <w:b w:val="false"/>
+                <w:bCs w:val="false"/>
+                <w:sz w:val="18"/>
+                <w:szCs w:val="18"/>
+              </w:rPr>
+              <w:t xml:space="preserve">GET /quizzes/{quizId}</w:t>
+            </w:r>
+          </w:p>
+        </w:tc>
+        <w:tc>
+          <w:tcPr>
+            <w:tcW w:type="dxa" w:w="2400"/>
+          </w:tcPr>
+          <w:p>
+            <w:r>
+              <w:rPr>
+                <w:b w:val="false"/>
+                <w:bCs w:val="false"/>
+                <w:sz w:val="18"/>
+                <w:szCs w:val="18"/>
+              </w:rPr>
+              <w:t xml:space="preserve">Detail if assigned</w:t>
+            </w:r>
+          </w:p>
+        </w:tc>
+      </w:tr>
+      <w:tr>
+        <w:tc>
+          <w:tcPr>
+            <w:tcW w:type="dxa" w:w="2400"/>
+          </w:tcPr>
+          <w:p>
+            <w:r>
+              <w:rPr>
+                <w:b w:val="false"/>
+                <w:bCs w:val="false"/>
+                <w:sz w:val="18"/>
+                <w:szCs w:val="18"/>
+              </w:rPr>
+              <w:t xml:space="preserve">POST /quizzes/{quizId}/attempts</w:t>
+            </w:r>
+          </w:p>
+        </w:tc>
+        <w:tc>
+          <w:tcPr>
+            <w:tcW w:type="dxa" w:w="2400"/>
+          </w:tcPr>
+          <w:p>
+            <w:r>
+              <w:rPr>
+                <w:b w:val="false"/>
+                <w:bCs w:val="false"/>
+                <w:sz w:val="18"/>
+                <w:szCs w:val="18"/>
+              </w:rPr>
+              <w:t xml:space="preserve">Start/resume; Student only; deviceId required</w:t>
+            </w:r>
+          </w:p>
+        </w:tc>
+      </w:tr>
+      <w:tr>
+        <w:tc>
+          <w:tcPr>
+            <w:tcW w:type="dxa" w:w="2400"/>
+          </w:tcPr>
+          <w:p>
+            <w:r>
+              <w:rPr>
+                <w:b w:val="false"/>
+                <w:bCs w:val="false"/>
+                <w:sz w:val="18"/>
+                <w:szCs w:val="18"/>
+              </w:rPr>
+              <w:t xml:space="preserve">PUT .../attempts/{id}/draft</w:t>
+            </w:r>
+          </w:p>
+        </w:tc>
+        <w:tc>
+          <w:tcPr>
+            <w:tcW w:type="dxa" w:w="2400"/>
+          </w:tcPr>
+          <w:p>
+            <w:r>
+              <w:rPr>
+                <w:b w:val="false"/>
+                <w:bCs w:val="false"/>
+                <w:sz w:val="18"/>
+                <w:szCs w:val="18"/>
+              </w:rPr>
+              <w:t xml:space="preserve">Save draft; optional offline sync fields</w:t>
+            </w:r>
+          </w:p>
+        </w:tc>
+      </w:tr>
+      <w:tr>
+        <w:tc>
+          <w:tcPr>
+            <w:tcW w:type="dxa" w:w="2400"/>
+          </w:tcPr>
+          <w:p>
+            <w:r>
+              <w:rPr>
+                <w:b w:val="false"/>
+                <w:bCs w:val="false"/>
+                <w:sz w:val="18"/>
+                <w:szCs w:val="18"/>
+              </w:rPr>
+              <w:t xml:space="preserve">POST .../attempts/{id}/submit</w:t>
+            </w:r>
+          </w:p>
+        </w:tc>
+        <w:tc>
+          <w:tcPr>
+            <w:tcW w:type="dxa" w:w="2400"/>
+          </w:tcPr>
+          <w:p>
+            <w:r>
+              <w:rPr>
+                <w:b w:val="false"/>
+                <w:bCs w:val="false"/>
+                <w:sz w:val="18"/>
+                <w:szCs w:val="18"/>
+              </w:rPr>
+              <w:t xml:space="preserve">Submit + score</w:t>
+            </w:r>
+          </w:p>
+        </w:tc>
+      </w:tr>
+      <w:tr>
+        <w:tc>
+          <w:tcPr>
+            <w:tcW w:type="dxa" w:w="2400"/>
+          </w:tcPr>
+          <w:p>
+            <w:r>
+              <w:rPr>
+                <w:b w:val="false"/>
+                <w:bCs w:val="false"/>
+                <w:sz w:val="18"/>
+                <w:szCs w:val="18"/>
+              </w:rPr>
+              <w:t xml:space="preserve">POST .../attempts/{id}/sync</w:t>
+            </w:r>
+          </w:p>
+        </w:tc>
+        <w:tc>
+          <w:tcPr>
+            <w:tcW w:type="dxa" w:w="2400"/>
+          </w:tcPr>
+          <w:p>
+            <w:r>
+              <w:rPr>
+                <w:b w:val="false"/>
+                <w:bCs w:val="false"/>
+                <w:sz w:val="18"/>
+                <w:szCs w:val="18"/>
+              </w:rPr>
+              <w:t xml:space="preserve">Offline replay; idempotent clientSyncId</w:t>
+            </w:r>
+          </w:p>
+        </w:tc>
+      </w:tr>
+      <w:tr>
+        <w:tc>
+          <w:tcPr>
+            <w:tcW w:type="dxa" w:w="2400"/>
+          </w:tcPr>
+          <w:p>
+            <w:r>
+              <w:rPr>
+                <w:b w:val="false"/>
+                <w:bCs w:val="false"/>
+                <w:sz w:val="18"/>
+                <w:szCs w:val="18"/>
+              </w:rPr>
+              <w:t xml:space="preserve">GET .../attempts/{id}/result</w:t>
+            </w:r>
+          </w:p>
+        </w:tc>
+        <w:tc>
+          <w:tcPr>
+            <w:tcW w:type="dxa" w:w="2400"/>
+          </w:tcPr>
+          <w:p>
+            <w:r>
+              <w:rPr>
+                <w:b w:val="false"/>
+                <w:bCs w:val="false"/>
+                <w:sz w:val="18"/>
+                <w:szCs w:val="18"/>
+              </w:rPr>
+              <w:t xml:space="preserve">Own result (Parent may view linked child)</w:t>
             </w:r>
           </w:p>
         </w:tc>
       </w:tr>
     </w:tbl>
-    <w:p>
-      <w:pPr>
-        <w:pStyle w:val="Heading1"/>
-        <w:spacing w:after="120" w:before="240"/>
-      </w:pPr>
-      <w:r>
-        <w:rPr>
-          <w:b/>
-          <w:bCs/>
-          <w:sz w:val="32"/>
-          <w:szCs w:val="32"/>
-        </w:rPr>
-        <w:t xml:space="preserve">5. Quizzes (student take flow)</w:t>
-      </w:r>
-    </w:p>
     <w:p>
       <w:pPr>
         <w:pStyle w:val="Heading2"/>
@@ -2161,7 +2162,100 @@
           <w:sz w:val="26"/>
           <w:szCs w:val="26"/>
         </w:rPr>
-        <w:t xml:space="preserve">5.1 Student-callable APIs</w:t>
+        <w:t xml:space="preserve">5.2 Attempt rules</w:t>
+      </w:r>
+    </w:p>
+    <w:p>
+      <w:pPr>
+        <w:spacing w:after="60"/>
+        <w:ind w:left="360"/>
+      </w:pPr>
+      <w:r>
+        <w:rPr>
+          <w:sz w:val="22"/>
+          <w:szCs w:val="22"/>
+        </w:rPr>
+        <w:t xml:space="preserve">• Device lock: Attempt bound to starting deviceId; mismatch → locked to starting device</w:t>
+      </w:r>
+    </w:p>
+    <w:p>
+      <w:pPr>
+        <w:spacing w:after="60"/>
+        <w:ind w:left="360"/>
+      </w:pPr>
+      <w:r>
+        <w:rPr>
+          <w:sz w:val="22"/>
+          <w:szCs w:val="22"/>
+        </w:rPr>
+        <w:t xml:space="preserve">• Window: Assignment StartDateTime–EndDateTime enforced</w:t>
+      </w:r>
+    </w:p>
+    <w:p>
+      <w:pPr>
+        <w:spacing w:after="60"/>
+        <w:ind w:left="360"/>
+      </w:pPr>
+      <w:r>
+        <w:rPr>
+          <w:sz w:val="22"/>
+          <w:szCs w:val="22"/>
+        </w:rPr>
+        <w:t xml:space="preserve">• Attempts: AllowedAttempts quota; Allow Retry may add extras</w:t>
+      </w:r>
+    </w:p>
+    <w:p>
+      <w:pPr>
+        <w:spacing w:after="60"/>
+        <w:ind w:left="360"/>
+      </w:pPr>
+      <w:r>
+        <w:rPr>
+          <w:sz w:val="22"/>
+          <w:szCs w:val="22"/>
+        </w:rPr>
+        <w:t xml:space="preserve">• Instructions: Non-empty instructions require acknowledge on start</w:t>
+      </w:r>
+    </w:p>
+    <w:p>
+      <w:pPr>
+        <w:spacing w:after="60"/>
+        <w:ind w:left="360"/>
+      </w:pPr>
+      <w:r>
+        <w:rPr>
+          <w:sz w:val="22"/>
+          <w:szCs w:val="22"/>
+        </w:rPr>
+        <w:t xml:space="preserve">• Offline: Draft/submit sync supported with clientSyncId / isOfflineSync</w:t>
+      </w:r>
+    </w:p>
+    <w:p>
+      <w:pPr>
+        <w:spacing w:after="60"/>
+        <w:ind w:left="360"/>
+      </w:pPr>
+      <w:r>
+        <w:rPr>
+          <w:sz w:val="22"/>
+          <w:szCs w:val="22"/>
+        </w:rPr>
+        <w:t xml:space="preserve">• Students do not assign: AssignedById is Teacher/Parent; students only take</w:t>
+      </w:r>
+    </w:p>
+    <w:p>
+      <w:pPr>
+        <w:pStyle w:val="Heading1"/>
+        <w:spacing w:after="120" w:before="240"/>
+      </w:pPr>
+      <w:r>
+        <w:rPr>
+          <w:b/>
+          <w:bCs/>
+          <w:sz w:val="32"/>
+          <w:szCs w:val="32"/>
+        </w:rPr>
+        <w:t xml:space="preserve">6. Reports and rankings</w:t>
       </w:r>
     </w:p>
     <w:tbl>
@@ -2209,344 +2303,148 @@
                 <w:sz w:val="18"/>
                 <w:szCs w:val="18"/>
               </w:rPr>
-              <w:t xml:space="preserve">Rule</w:t>
-            </w:r>
-          </w:p>
-        </w:tc>
-      </w:tr>
-      <w:tr>
-        <w:tc>
-          <w:tcPr>
-            <w:tcW w:type="dxa" w:w="2400"/>
-          </w:tcPr>
-          <w:p>
-            <w:r>
-              <w:rPr>
-                <w:b w:val="false"/>
-                <w:bCs w:val="false"/>
-                <w:sz w:val="18"/>
-                <w:szCs w:val="18"/>
-              </w:rPr>
-              <w:t xml:space="preserve">GET /quizzes</w:t>
-            </w:r>
-          </w:p>
-        </w:tc>
-        <w:tc>
-          <w:tcPr>
-            <w:tcW w:type="dxa" w:w="2400"/>
-          </w:tcPr>
-          <w:p>
-            <w:r>
-              <w:rPr>
-                <w:b w:val="false"/>
-                <w:bCs w:val="false"/>
-                <w:sz w:val="18"/>
-                <w:szCs w:val="18"/>
-              </w:rPr>
-              <w:t xml:space="preserve">Assigned quizzes for the student</w:t>
-            </w:r>
-          </w:p>
-        </w:tc>
-      </w:tr>
-      <w:tr>
-        <w:tc>
-          <w:tcPr>
-            <w:tcW w:type="dxa" w:w="2400"/>
-          </w:tcPr>
-          <w:p>
-            <w:r>
-              <w:rPr>
-                <w:b w:val="false"/>
-                <w:bCs w:val="false"/>
-                <w:sz w:val="18"/>
-                <w:szCs w:val="18"/>
-              </w:rPr>
-              <w:t xml:space="preserve">GET /quizzes/{quizId}</w:t>
-            </w:r>
-          </w:p>
-        </w:tc>
-        <w:tc>
-          <w:tcPr>
-            <w:tcW w:type="dxa" w:w="2400"/>
-          </w:tcPr>
-          <w:p>
-            <w:r>
-              <w:rPr>
-                <w:b w:val="false"/>
-                <w:bCs w:val="false"/>
-                <w:sz w:val="18"/>
-                <w:szCs w:val="18"/>
-              </w:rPr>
-              <w:t xml:space="preserve">Detail if assigned</w:t>
-            </w:r>
-          </w:p>
-        </w:tc>
-      </w:tr>
-      <w:tr>
-        <w:tc>
-          <w:tcPr>
-            <w:tcW w:type="dxa" w:w="2400"/>
-          </w:tcPr>
-          <w:p>
-            <w:r>
-              <w:rPr>
-                <w:b w:val="false"/>
-                <w:bCs w:val="false"/>
-                <w:sz w:val="18"/>
-                <w:szCs w:val="18"/>
-              </w:rPr>
-              <w:t xml:space="preserve">POST /quizzes/{quizId}/attempts</w:t>
-            </w:r>
-          </w:p>
-        </w:tc>
-        <w:tc>
-          <w:tcPr>
-            <w:tcW w:type="dxa" w:w="2400"/>
-          </w:tcPr>
-          <w:p>
-            <w:r>
-              <w:rPr>
-                <w:b w:val="false"/>
-                <w:bCs w:val="false"/>
-                <w:sz w:val="18"/>
-                <w:szCs w:val="18"/>
-              </w:rPr>
-              <w:t xml:space="preserve">Start/resume; Student only; deviceId required</w:t>
-            </w:r>
-          </w:p>
-        </w:tc>
-      </w:tr>
-      <w:tr>
-        <w:tc>
-          <w:tcPr>
-            <w:tcW w:type="dxa" w:w="2400"/>
-          </w:tcPr>
-          <w:p>
-            <w:r>
-              <w:rPr>
-                <w:b w:val="false"/>
-                <w:bCs w:val="false"/>
-                <w:sz w:val="18"/>
-                <w:szCs w:val="18"/>
-              </w:rPr>
-              <w:t xml:space="preserve">PUT .../attempts/{id}/draft</w:t>
-            </w:r>
-          </w:p>
-        </w:tc>
-        <w:tc>
-          <w:tcPr>
-            <w:tcW w:type="dxa" w:w="2400"/>
-          </w:tcPr>
-          <w:p>
-            <w:r>
-              <w:rPr>
-                <w:b w:val="false"/>
-                <w:bCs w:val="false"/>
-                <w:sz w:val="18"/>
-                <w:szCs w:val="18"/>
-              </w:rPr>
-              <w:t xml:space="preserve">Save draft; optional offline sync fields</w:t>
-            </w:r>
-          </w:p>
-        </w:tc>
-      </w:tr>
-      <w:tr>
-        <w:tc>
-          <w:tcPr>
-            <w:tcW w:type="dxa" w:w="2400"/>
-          </w:tcPr>
-          <w:p>
-            <w:r>
-              <w:rPr>
-                <w:b w:val="false"/>
-                <w:bCs w:val="false"/>
-                <w:sz w:val="18"/>
-                <w:szCs w:val="18"/>
-              </w:rPr>
-              <w:t xml:space="preserve">POST .../attempts/{id}/submit</w:t>
-            </w:r>
-          </w:p>
-        </w:tc>
-        <w:tc>
-          <w:tcPr>
-            <w:tcW w:type="dxa" w:w="2400"/>
-          </w:tcPr>
-          <w:p>
-            <w:r>
-              <w:rPr>
-                <w:b w:val="false"/>
-                <w:bCs w:val="false"/>
-                <w:sz w:val="18"/>
-                <w:szCs w:val="18"/>
-              </w:rPr>
-              <w:t xml:space="preserve">Submit + score</w:t>
-            </w:r>
-          </w:p>
-        </w:tc>
-      </w:tr>
-      <w:tr>
-        <w:tc>
-          <w:tcPr>
-            <w:tcW w:type="dxa" w:w="2400"/>
-          </w:tcPr>
-          <w:p>
-            <w:r>
-              <w:rPr>
-                <w:b w:val="false"/>
-                <w:bCs w:val="false"/>
-                <w:sz w:val="18"/>
-                <w:szCs w:val="18"/>
-              </w:rPr>
-              <w:t xml:space="preserve">POST .../attempts/{id}/sync</w:t>
-            </w:r>
-          </w:p>
-        </w:tc>
-        <w:tc>
-          <w:tcPr>
-            <w:tcW w:type="dxa" w:w="2400"/>
-          </w:tcPr>
-          <w:p>
-            <w:r>
-              <w:rPr>
-                <w:b w:val="false"/>
-                <w:bCs w:val="false"/>
-                <w:sz w:val="18"/>
-                <w:szCs w:val="18"/>
-              </w:rPr>
-              <w:t xml:space="preserve">Offline replay; idempotent clientSyncId</w:t>
-            </w:r>
-          </w:p>
-        </w:tc>
-      </w:tr>
-      <w:tr>
-        <w:tc>
-          <w:tcPr>
-            <w:tcW w:type="dxa" w:w="2400"/>
-          </w:tcPr>
-          <w:p>
-            <w:r>
-              <w:rPr>
-                <w:b w:val="false"/>
-                <w:bCs w:val="false"/>
-                <w:sz w:val="18"/>
-                <w:szCs w:val="18"/>
-              </w:rPr>
-              <w:t xml:space="preserve">GET .../attempts/{id}/result</w:t>
-            </w:r>
-          </w:p>
-        </w:tc>
-        <w:tc>
-          <w:tcPr>
-            <w:tcW w:type="dxa" w:w="2400"/>
-          </w:tcPr>
-          <w:p>
-            <w:r>
-              <w:rPr>
-                <w:b w:val="false"/>
-                <w:bCs w:val="false"/>
-                <w:sz w:val="18"/>
-                <w:szCs w:val="18"/>
-              </w:rPr>
-              <w:t xml:space="preserve">Own result (Parent or linked Tutor may view linked child)</w:t>
+              <w:t xml:space="preserve">Student rule</w:t>
+            </w:r>
+          </w:p>
+        </w:tc>
+      </w:tr>
+      <w:tr>
+        <w:tc>
+          <w:tcPr>
+            <w:tcW w:type="dxa" w:w="2400"/>
+          </w:tcPr>
+          <w:p>
+            <w:r>
+              <w:rPr>
+                <w:b w:val="false"/>
+                <w:bCs w:val="false"/>
+                <w:sz w:val="18"/>
+                <w:szCs w:val="18"/>
+              </w:rPr>
+              <w:t xml:space="preserve">GET /reports/students/{id}/quiz-history</w:t>
+            </w:r>
+          </w:p>
+        </w:tc>
+        <w:tc>
+          <w:tcPr>
+            <w:tcW w:type="dxa" w:w="2400"/>
+          </w:tcPr>
+          <w:p>
+            <w:r>
+              <w:rPr>
+                <w:b w:val="false"/>
+                <w:bCs w:val="false"/>
+                <w:sz w:val="18"/>
+                <w:szCs w:val="18"/>
+              </w:rPr>
+              <w:t xml:space="preserve">Student: self only. Also Parent (linked), Teacher/Coordinator/SchoolAdmin (campus), PortalAdmin. CampusAdmin not in ACL.</w:t>
+            </w:r>
+          </w:p>
+        </w:tc>
+      </w:tr>
+      <w:tr>
+        <w:tc>
+          <w:tcPr>
+            <w:tcW w:type="dxa" w:w="2400"/>
+          </w:tcPr>
+          <w:p>
+            <w:r>
+              <w:rPr>
+                <w:b w:val="false"/>
+                <w:bCs w:val="false"/>
+                <w:sz w:val="18"/>
+                <w:szCs w:val="18"/>
+              </w:rPr>
+              <w:t xml:space="preserve">GET /reports/rankings/me?scope=class|school</w:t>
+            </w:r>
+          </w:p>
+        </w:tc>
+        <w:tc>
+          <w:tcPr>
+            <w:tcW w:type="dxa" w:w="2400"/>
+          </w:tcPr>
+          <w:p>
+            <w:r>
+              <w:rPr>
+                <w:b w:val="false"/>
+                <w:bCs w:val="false"/>
+                <w:sz w:val="18"/>
+                <w:szCs w:val="18"/>
+              </w:rPr>
+              <w:t xml:space="preserve">Student only. Rank by max submitted quiz_attempts.percentage. Class = campus+grade+section (grade-only if section empty). School = whole school. Optional quizId.</w:t>
+            </w:r>
+          </w:p>
+        </w:tc>
+      </w:tr>
+      <w:tr>
+        <w:tc>
+          <w:tcPr>
+            <w:tcW w:type="dxa" w:w="2400"/>
+          </w:tcPr>
+          <w:p>
+            <w:r>
+              <w:rPr>
+                <w:b w:val="false"/>
+                <w:bCs w:val="false"/>
+                <w:sz w:val="18"/>
+                <w:szCs w:val="18"/>
+              </w:rPr>
+              <w:t xml:space="preserve">GET /reports/rankings</w:t>
+            </w:r>
+          </w:p>
+        </w:tc>
+        <w:tc>
+          <w:tcPr>
+            <w:tcW w:type="dxa" w:w="2400"/>
+          </w:tcPr>
+          <w:p>
+            <w:r>
+              <w:rPr>
+                <w:b w:val="false"/>
+                <w:bCs w:val="false"/>
+                <w:sz w:val="18"/>
+                <w:szCs w:val="18"/>
+              </w:rPr>
+              <w:t xml:space="preserve">Staff only (PortalAdmin/SchoolAdmin/Teacher/Coordinator) — not Student</w:t>
+            </w:r>
+          </w:p>
+        </w:tc>
+      </w:tr>
+      <w:tr>
+        <w:tc>
+          <w:tcPr>
+            <w:tcW w:type="dxa" w:w="2400"/>
+          </w:tcPr>
+          <w:p>
+            <w:r>
+              <w:rPr>
+                <w:b w:val="false"/>
+                <w:bCs w:val="false"/>
+                <w:sz w:val="18"/>
+                <w:szCs w:val="18"/>
+              </w:rPr>
+              <w:t xml:space="preserve">Summary / performance</w:t>
+            </w:r>
+          </w:p>
+        </w:tc>
+        <w:tc>
+          <w:tcPr>
+            <w:tcW w:type="dxa" w:w="2400"/>
+          </w:tcPr>
+          <w:p>
+            <w:r>
+              <w:rPr>
+                <w:b w:val="false"/>
+                <w:bCs w:val="false"/>
+                <w:sz w:val="18"/>
+                <w:szCs w:val="18"/>
+              </w:rPr>
+              <w:t xml:space="preserve">Staff only</w:t>
             </w:r>
           </w:p>
         </w:tc>
       </w:tr>
     </w:tbl>
-    <w:p>
-      <w:pPr>
-        <w:pStyle w:val="Heading2"/>
-        <w:spacing w:after="120" w:before="240"/>
-      </w:pPr>
-      <w:r>
-        <w:rPr>
-          <w:b/>
-          <w:bCs/>
-          <w:color w:val="2E74B5"/>
-          <w:sz w:val="26"/>
-          <w:szCs w:val="26"/>
-        </w:rPr>
-        <w:t xml:space="preserve">5.2 Attempt rules</w:t>
-      </w:r>
-    </w:p>
-    <w:p>
-      <w:pPr>
-        <w:spacing w:after="60"/>
-        <w:ind w:left="360"/>
-      </w:pPr>
-      <w:r>
-        <w:rPr>
-          <w:sz w:val="22"/>
-          <w:szCs w:val="22"/>
-        </w:rPr>
-        <w:t xml:space="preserve">• Device lock: Attempt bound to starting deviceId; mismatch → locked to starting device</w:t>
-      </w:r>
-    </w:p>
-    <w:p>
-      <w:pPr>
-        <w:spacing w:after="60"/>
-        <w:ind w:left="360"/>
-      </w:pPr>
-      <w:r>
-        <w:rPr>
-          <w:sz w:val="22"/>
-          <w:szCs w:val="22"/>
-        </w:rPr>
-        <w:t xml:space="preserve">• Window: Assignment StartDateTime–EndDateTime enforced</w:t>
-      </w:r>
-    </w:p>
-    <w:p>
-      <w:pPr>
-        <w:spacing w:after="60"/>
-        <w:ind w:left="360"/>
-      </w:pPr>
-      <w:r>
-        <w:rPr>
-          <w:sz w:val="22"/>
-          <w:szCs w:val="22"/>
-        </w:rPr>
-        <w:t xml:space="preserve">• Attempts: AllowedAttempts quota; Allow Retry may add extras</w:t>
-      </w:r>
-    </w:p>
-    <w:p>
-      <w:pPr>
-        <w:spacing w:after="60"/>
-        <w:ind w:left="360"/>
-      </w:pPr>
-      <w:r>
-        <w:rPr>
-          <w:sz w:val="22"/>
-          <w:szCs w:val="22"/>
-        </w:rPr>
-        <w:t xml:space="preserve">• Instructions: Non-empty instructions require acknowledge on start</w:t>
-      </w:r>
-    </w:p>
-    <w:p>
-      <w:pPr>
-        <w:spacing w:after="60"/>
-        <w:ind w:left="360"/>
-      </w:pPr>
-      <w:r>
-        <w:rPr>
-          <w:sz w:val="22"/>
-          <w:szCs w:val="22"/>
-        </w:rPr>
-        <w:t xml:space="preserve">• Offline: Draft/submit sync supported with clientSyncId / isOfflineSync</w:t>
-      </w:r>
-    </w:p>
-    <w:p>
-      <w:pPr>
-        <w:spacing w:after="60"/>
-        <w:ind w:left="360"/>
-      </w:pPr>
-      <w:r>
-        <w:rPr>
-          <w:sz w:val="22"/>
-          <w:szCs w:val="22"/>
-        </w:rPr>
-        <w:t xml:space="preserve">• Students do not assign: AssignedById is Teacher/Parent/Tutor; students only take</w:t>
-      </w:r>
-    </w:p>
     <w:p>
       <w:pPr>
         <w:pStyle w:val="Heading1"/>
@@ -2559,7 +2457,7 @@
           <w:sz w:val="32"/>
           <w:szCs w:val="32"/>
         </w:rPr>
-        <w:t xml:space="preserve">6. Reports and rankings</w:t>
+        <w:t xml:space="preserve">7. Dashboards</w:t>
       </w:r>
     </w:p>
     <w:tbl>
@@ -2591,7 +2489,7 @@
                 <w:sz w:val="18"/>
                 <w:szCs w:val="18"/>
               </w:rPr>
-              <w:t xml:space="preserve">Endpoint</w:t>
+              <w:t xml:space="preserve">Surface</w:t>
             </w:r>
           </w:p>
         </w:tc>
@@ -2607,143 +2505,109 @@
                 <w:sz w:val="18"/>
                 <w:szCs w:val="18"/>
               </w:rPr>
-              <w:t xml:space="preserve">Student rule</w:t>
-            </w:r>
-          </w:p>
-        </w:tc>
-      </w:tr>
-      <w:tr>
-        <w:tc>
-          <w:tcPr>
-            <w:tcW w:type="dxa" w:w="2400"/>
-          </w:tcPr>
-          <w:p>
-            <w:r>
-              <w:rPr>
-                <w:b w:val="false"/>
-                <w:bCs w:val="false"/>
-                <w:sz w:val="18"/>
-                <w:szCs w:val="18"/>
-              </w:rPr>
-              <w:t xml:space="preserve">GET /reports/students/{id}/quiz-history</w:t>
-            </w:r>
-          </w:p>
-        </w:tc>
-        <w:tc>
-          <w:tcPr>
-            <w:tcW w:type="dxa" w:w="2400"/>
-          </w:tcPr>
-          <w:p>
-            <w:r>
-              <w:rPr>
-                <w:b w:val="false"/>
-                <w:bCs w:val="false"/>
-                <w:sz w:val="18"/>
-                <w:szCs w:val="18"/>
-              </w:rPr>
-              <w:t xml:space="preserve">Student: self only. Also Parent (linked), Tutor (linked via tutor_student_relations), Teacher/Coordinator/SchoolAdmin (campus), PortalAdmin. CampusAdmin not in ACL.</w:t>
-            </w:r>
-          </w:p>
-        </w:tc>
-      </w:tr>
-      <w:tr>
-        <w:tc>
-          <w:tcPr>
-            <w:tcW w:type="dxa" w:w="2400"/>
-          </w:tcPr>
-          <w:p>
-            <w:r>
-              <w:rPr>
-                <w:b w:val="false"/>
-                <w:bCs w:val="false"/>
-                <w:sz w:val="18"/>
-                <w:szCs w:val="18"/>
-              </w:rPr>
-              <w:t xml:space="preserve">GET /reports/rankings/me?scope=class|school</w:t>
-            </w:r>
-          </w:p>
-        </w:tc>
-        <w:tc>
-          <w:tcPr>
-            <w:tcW w:type="dxa" w:w="2400"/>
-          </w:tcPr>
-          <w:p>
-            <w:r>
-              <w:rPr>
-                <w:b w:val="false"/>
-                <w:bCs w:val="false"/>
-                <w:sz w:val="18"/>
-                <w:szCs w:val="18"/>
-              </w:rPr>
-              <w:t xml:space="preserve">Student only. Rank by max submitted quiz_attempts.percentage. Class = campus+grade+section (grade-only if section empty). School = whole school. Optional quizId.</w:t>
-            </w:r>
-          </w:p>
-        </w:tc>
-      </w:tr>
-      <w:tr>
-        <w:tc>
-          <w:tcPr>
-            <w:tcW w:type="dxa" w:w="2400"/>
-          </w:tcPr>
-          <w:p>
-            <w:r>
-              <w:rPr>
-                <w:b w:val="false"/>
-                <w:bCs w:val="false"/>
-                <w:sz w:val="18"/>
-                <w:szCs w:val="18"/>
-              </w:rPr>
-              <w:t xml:space="preserve">GET /reports/rankings</w:t>
-            </w:r>
-          </w:p>
-        </w:tc>
-        <w:tc>
-          <w:tcPr>
-            <w:tcW w:type="dxa" w:w="2400"/>
-          </w:tcPr>
-          <w:p>
-            <w:r>
-              <w:rPr>
-                <w:b w:val="false"/>
-                <w:bCs w:val="false"/>
-                <w:sz w:val="18"/>
-                <w:szCs w:val="18"/>
-              </w:rPr>
-              <w:t xml:space="preserve">Staff only (PortalAdmin/SchoolAdmin/Teacher/Coordinator) — not Student</w:t>
-            </w:r>
-          </w:p>
-        </w:tc>
-      </w:tr>
-      <w:tr>
-        <w:tc>
-          <w:tcPr>
-            <w:tcW w:type="dxa" w:w="2400"/>
-          </w:tcPr>
-          <w:p>
-            <w:r>
-              <w:rPr>
-                <w:b w:val="false"/>
-                <w:bCs w:val="false"/>
-                <w:sz w:val="18"/>
-                <w:szCs w:val="18"/>
-              </w:rPr>
-              <w:t xml:space="preserve">Summary / performance</w:t>
-            </w:r>
-          </w:p>
-        </w:tc>
-        <w:tc>
-          <w:tcPr>
-            <w:tcW w:type="dxa" w:w="2400"/>
-          </w:tcPr>
-          <w:p>
-            <w:r>
-              <w:rPr>
-                <w:b w:val="false"/>
-                <w:bCs w:val="false"/>
-                <w:sz w:val="18"/>
-                <w:szCs w:val="18"/>
-              </w:rPr>
-              <w:t xml:space="preserve">Staff only</w:t>
+              <w:t xml:space="preserve">Behavior</w:t>
+            </w:r>
+          </w:p>
+        </w:tc>
+      </w:tr>
+      <w:tr>
+        <w:tc>
+          <w:tcPr>
+            <w:tcW w:type="dxa" w:w="2400"/>
+          </w:tcPr>
+          <w:p>
+            <w:r>
+              <w:rPr>
+                <w:b w:val="false"/>
+                <w:bCs w:val="false"/>
+                <w:sz w:val="18"/>
+                <w:szCs w:val="18"/>
+              </w:rPr>
+              <w:t xml:space="preserve">Web /student/dashboard</w:t>
+            </w:r>
+          </w:p>
+        </w:tc>
+        <w:tc>
+          <w:tcPr>
+            <w:tcW w:type="dxa" w:w="2400"/>
+          </w:tcPr>
+          <w:p>
+            <w:r>
+              <w:rPr>
+                <w:b w:val="false"/>
+                <w:bCs w:val="false"/>
+                <w:sz w:val="18"/>
+                <w:szCs w:val="18"/>
+              </w:rPr>
+              <w:t xml:space="preserve">Quiz-only: progress %, in progress, assigned, completion bar, assigned list. Rank/AI/weak-topic cards omitted.</w:t>
+            </w:r>
+          </w:p>
+        </w:tc>
+      </w:tr>
+      <w:tr>
+        <w:tc>
+          <w:tcPr>
+            <w:tcW w:type="dxa" w:w="2400"/>
+          </w:tcPr>
+          <w:p>
+            <w:r>
+              <w:rPr>
+                <w:b w:val="false"/>
+                <w:bCs w:val="false"/>
+                <w:sz w:val="18"/>
+                <w:szCs w:val="18"/>
+              </w:rPr>
+              <w:t xml:space="preserve">Mobile /student</w:t>
+            </w:r>
+          </w:p>
+        </w:tc>
+        <w:tc>
+          <w:tcPr>
+            <w:tcW w:type="dxa" w:w="2400"/>
+          </w:tcPr>
+          <w:p>
+            <w:r>
+              <w:rPr>
+                <w:b w:val="false"/>
+                <w:bCs w:val="false"/>
+                <w:sz w:val="18"/>
+                <w:szCs w:val="18"/>
+              </w:rPr>
+              <w:t xml:space="preserve">Quiz stats, today’s quizzes, upcoming, subject averages (from quiz data), recent results. Live mapper zeroes fake ranks/streak; streak pill hidden when 0.</w:t>
+            </w:r>
+          </w:p>
+        </w:tc>
+      </w:tr>
+      <w:tr>
+        <w:tc>
+          <w:tcPr>
+            <w:tcW w:type="dxa" w:w="2400"/>
+          </w:tcPr>
+          <w:p>
+            <w:r>
+              <w:rPr>
+                <w:b w:val="false"/>
+                <w:bCs w:val="false"/>
+                <w:sz w:val="18"/>
+                <w:szCs w:val="18"/>
+              </w:rPr>
+              <w:t xml:space="preserve">Not on live student home</w:t>
+            </w:r>
+          </w:p>
+        </w:tc>
+        <w:tc>
+          <w:tcPr>
+            <w:tcW w:type="dxa" w:w="2400"/>
+          </w:tcPr>
+          <w:p>
+            <w:r>
+              <w:rPr>
+                <w:b w:val="false"/>
+                <w:bCs w:val="false"/>
+                <w:sz w:val="18"/>
+                <w:szCs w:val="18"/>
+              </w:rPr>
+              <w:t xml:space="preserve">Level/Rank cards, AI recommendation, fabricated streak/goals/achievements</w:t>
             </w:r>
           </w:p>
         </w:tc>
@@ -2761,7 +2625,7 @@
           <w:sz w:val="32"/>
           <w:szCs w:val="32"/>
         </w:rPr>
-        <w:t xml:space="preserve">7. Dashboards</w:t>
+        <w:t xml:space="preserve">8. School change</w:t>
       </w:r>
     </w:p>
     <w:tbl>
@@ -2793,7 +2657,7 @@
                 <w:sz w:val="18"/>
                 <w:szCs w:val="18"/>
               </w:rPr>
-              <w:t xml:space="preserve">Surface</w:t>
+              <w:t xml:space="preserve">Topic</w:t>
             </w:r>
           </w:p>
         </w:tc>
@@ -2809,174 +2673,6 @@
                 <w:sz w:val="18"/>
                 <w:szCs w:val="18"/>
               </w:rPr>
-              <w:t xml:space="preserve">Behavior</w:t>
-            </w:r>
-          </w:p>
-        </w:tc>
-      </w:tr>
-      <w:tr>
-        <w:tc>
-          <w:tcPr>
-            <w:tcW w:type="dxa" w:w="2400"/>
-          </w:tcPr>
-          <w:p>
-            <w:r>
-              <w:rPr>
-                <w:b w:val="false"/>
-                <w:bCs w:val="false"/>
-                <w:sz w:val="18"/>
-                <w:szCs w:val="18"/>
-              </w:rPr>
-              <w:t xml:space="preserve">Web /student/dashboard</w:t>
-            </w:r>
-          </w:p>
-        </w:tc>
-        <w:tc>
-          <w:tcPr>
-            <w:tcW w:type="dxa" w:w="2400"/>
-          </w:tcPr>
-          <w:p>
-            <w:r>
-              <w:rPr>
-                <w:b w:val="false"/>
-                <w:bCs w:val="false"/>
-                <w:sz w:val="18"/>
-                <w:szCs w:val="18"/>
-              </w:rPr>
-              <w:t xml:space="preserve">Quiz-only: progress %, in progress, assigned, completion bar, assigned list. Rank/AI/weak-topic cards omitted.</w:t>
-            </w:r>
-          </w:p>
-        </w:tc>
-      </w:tr>
-      <w:tr>
-        <w:tc>
-          <w:tcPr>
-            <w:tcW w:type="dxa" w:w="2400"/>
-          </w:tcPr>
-          <w:p>
-            <w:r>
-              <w:rPr>
-                <w:b w:val="false"/>
-                <w:bCs w:val="false"/>
-                <w:sz w:val="18"/>
-                <w:szCs w:val="18"/>
-              </w:rPr>
-              <w:t xml:space="preserve">Mobile /student</w:t>
-            </w:r>
-          </w:p>
-        </w:tc>
-        <w:tc>
-          <w:tcPr>
-            <w:tcW w:type="dxa" w:w="2400"/>
-          </w:tcPr>
-          <w:p>
-            <w:r>
-              <w:rPr>
-                <w:b w:val="false"/>
-                <w:bCs w:val="false"/>
-                <w:sz w:val="18"/>
-                <w:szCs w:val="18"/>
-              </w:rPr>
-              <w:t xml:space="preserve">Quiz stats, today’s quizzes, upcoming, subject averages (from quiz data), recent results. Live mapper zeroes fake ranks/streak; streak pill hidden when 0.</w:t>
-            </w:r>
-          </w:p>
-        </w:tc>
-      </w:tr>
-      <w:tr>
-        <w:tc>
-          <w:tcPr>
-            <w:tcW w:type="dxa" w:w="2400"/>
-          </w:tcPr>
-          <w:p>
-            <w:r>
-              <w:rPr>
-                <w:b w:val="false"/>
-                <w:bCs w:val="false"/>
-                <w:sz w:val="18"/>
-                <w:szCs w:val="18"/>
-              </w:rPr>
-              <w:t xml:space="preserve">Not on live student home</w:t>
-            </w:r>
-          </w:p>
-        </w:tc>
-        <w:tc>
-          <w:tcPr>
-            <w:tcW w:type="dxa" w:w="2400"/>
-          </w:tcPr>
-          <w:p>
-            <w:r>
-              <w:rPr>
-                <w:b w:val="false"/>
-                <w:bCs w:val="false"/>
-                <w:sz w:val="18"/>
-                <w:szCs w:val="18"/>
-              </w:rPr>
-              <w:t xml:space="preserve">Level/Rank cards, AI recommendation, fabricated streak/goals/achievements</w:t>
-            </w:r>
-          </w:p>
-        </w:tc>
-      </w:tr>
-    </w:tbl>
-    <w:p>
-      <w:pPr>
-        <w:pStyle w:val="Heading1"/>
-        <w:spacing w:after="120" w:before="240"/>
-      </w:pPr>
-      <w:r>
-        <w:rPr>
-          <w:b/>
-          <w:bCs/>
-          <w:sz w:val="32"/>
-          <w:szCs w:val="32"/>
-        </w:rPr>
-        <w:t xml:space="preserve">8. School change</w:t>
-      </w:r>
-    </w:p>
-    <w:tbl>
-      <w:tblPr>
-        <w:tblW w:type="dxa" w:w="9600"/>
-        <w:tblBorders>
-          <w:top w:val="single" w:color="auto" w:sz="4"/>
-          <w:left w:val="single" w:color="auto" w:sz="4"/>
-          <w:bottom w:val="single" w:color="auto" w:sz="4"/>
-          <w:right w:val="single" w:color="auto" w:sz="4"/>
-          <w:insideH w:val="single" w:color="auto" w:sz="4"/>
-          <w:insideV w:val="single" w:color="auto" w:sz="4"/>
-        </w:tblBorders>
-      </w:tblPr>
-      <w:tblGrid>
-        <w:gridCol w:w="100"/>
-        <w:gridCol w:w="100"/>
-      </w:tblGrid>
-      <w:tr>
-        <w:tc>
-          <w:tcPr>
-            <w:tcW w:type="dxa" w:w="2400"/>
-          </w:tcPr>
-          <w:p>
-            <w:r>
-              <w:rPr>
-                <w:b/>
-                <w:bCs/>
-                <w:sz w:val="18"/>
-                <w:szCs w:val="18"/>
-              </w:rPr>
-              <w:t xml:space="preserve">Topic</w:t>
-            </w:r>
-          </w:p>
-        </w:tc>
-        <w:tc>
-          <w:tcPr>
-            <w:tcW w:type="dxa" w:w="2400"/>
-          </w:tcPr>
-          <w:p>
-            <w:r>
-              <w:rPr>
-                <w:b/>
-                <w:bCs/>
-                <w:sz w:val="18"/>
-                <w:szCs w:val="18"/>
-              </w:rPr>
               <w:t xml:space="preserve">Rule</w:t>
             </w:r>
           </w:p>
@@ -3011,7 +2707,7 @@
                 <w:sz w:val="18"/>
                 <w:szCs w:val="18"/>
               </w:rPr>
-              <w:t xml:space="preserve">Student, Teacher, Coordinator, CampusAdmin (not PortalAdmin/SchoolAdmin/Parent/Tutor)</w:t>
+              <w:t xml:space="preserve">Student, Teacher, Coordinator, CampusAdmin (not PortalAdmin/SchoolAdmin/Parent)</w:t>
             </w:r>
           </w:p>
         </w:tc>
@@ -4213,23 +3909,23 @@
                 <w:sz w:val="18"/>
                 <w:szCs w:val="18"/>
               </w:rPr>
-              <w:t xml:space="preserve">Student “my parents” / “my tutors”</w:t>
-            </w:r>
-          </w:p>
-        </w:tc>
-        <w:tc>
-          <w:tcPr>
-            <w:tcW w:type="dxa" w:w="2400"/>
-          </w:tcPr>
-          <w:p>
-            <w:r>
-              <w:rPr>
-                <w:b w:val="false"/>
-                <w:bCs w:val="false"/>
-                <w:sz w:val="18"/>
-                <w:szCs w:val="18"/>
-              </w:rPr>
-              <w:t xml:space="preserve">Missing — student cannot list parents/tutors; parents/tutors link via admin or self CNIC/username flows</w:t>
+              <w:t xml:space="preserve">Student “my parents”</w:t>
+            </w:r>
+          </w:p>
+        </w:tc>
+        <w:tc>
+          <w:tcPr>
+            <w:tcW w:type="dxa" w:w="2400"/>
+          </w:tcPr>
+          <w:p>
+            <w:r>
+              <w:rPr>
+                <w:b w:val="false"/>
+                <w:bCs w:val="false"/>
+                <w:sz w:val="18"/>
+                <w:szCs w:val="18"/>
+              </w:rPr>
+              <w:t xml:space="preserve">Missing — student cannot list parents; parents link via admin or self CNIC/username flows</w:t>
             </w:r>
           </w:p>
         </w:tc>
@@ -4990,135 +4686,6 @@
     </w:p>
     <w:p>
       <w:pPr>
-        <w:pStyle w:val="Heading2"/>
-        <w:spacing w:after="120" w:before="240"/>
-      </w:pPr>
-      <w:r>
-        <w:rPr>
-          <w:b/>
-          <w:bCs/>
-          <w:color w:val="2E74B5"/>
-          <w:sz w:val="26"/>
-          <w:szCs w:val="26"/>
-        </w:rPr>
-        <w:t xml:space="preserve">STU-15 — Tutor cannot combine with Student</w:t>
-      </w:r>
-    </w:p>
-    <w:p>
-      <w:pPr>
-        <w:spacing w:after="120"/>
-      </w:pPr>
-      <w:r>
-        <w:rPr>
-          <w:sz w:val="22"/>
-          <w:szCs w:val="22"/>
-        </w:rPr>
-        <w:t xml:space="preserve">Steps: Try grant Tutor onto a Student (or Student onto Tutor).</w:t>
-      </w:r>
-    </w:p>
-    <w:p>
-      <w:pPr>
-        <w:spacing w:after="120"/>
-      </w:pPr>
-      <w:r>
-        <w:rPr>
-          <w:b/>
-          <w:bCs/>
-          <w:color w:val="166534"/>
-          <w:sz w:val="22"/>
-          <w:szCs w:val="22"/>
-        </w:rPr>
-        <w:t xml:space="preserve">Expected: Rejected by UserRoleRules — Student exclusive.</w:t>
-      </w:r>
-    </w:p>
-    <w:p>
-      <w:pPr>
-        <w:pStyle w:val="Heading2"/>
-        <w:spacing w:after="120" w:before="240"/>
-      </w:pPr>
-      <w:r>
-        <w:rPr>
-          <w:b/>
-          <w:bCs/>
-          <w:color w:val="2E74B5"/>
-          <w:sz w:val="26"/>
-          <w:szCs w:val="26"/>
-        </w:rPr>
-        <w:t xml:space="preserve">STU-16 — PortalAdmin links Tutor↔Student</w:t>
-      </w:r>
-    </w:p>
-    <w:p>
-      <w:pPr>
-        <w:spacing w:after="120"/>
-      </w:pPr>
-      <w:r>
-        <w:rPr>
-          <w:sz w:val="22"/>
-          <w:szCs w:val="22"/>
-        </w:rPr>
-        <w:t xml:space="preserve">Steps: PortalAdmin links student on Tutors directory by CNIC/username.</w:t>
-      </w:r>
-    </w:p>
-    <w:p>
-      <w:pPr>
-        <w:spacing w:after="120"/>
-      </w:pPr>
-      <w:r>
-        <w:rPr>
-          <w:b/>
-          <w:bCs/>
-          <w:color w:val="166534"/>
-          <w:sz w:val="22"/>
-          <w:szCs w:val="22"/>
-        </w:rPr>
-        <w:t xml:space="preserve">Expected: tutor_student_relations row; student list may show tutorNames.</w:t>
-      </w:r>
-    </w:p>
-    <w:p>
-      <w:pPr>
-        <w:pStyle w:val="Heading2"/>
-        <w:spacing w:after="120" w:before="240"/>
-      </w:pPr>
-      <w:r>
-        <w:rPr>
-          <w:b/>
-          <w:bCs/>
-          <w:color w:val="2E74B5"/>
-          <w:sz w:val="26"/>
-          <w:szCs w:val="26"/>
-        </w:rPr>
-        <w:t xml:space="preserve">STU-17 — SchoolAdmin cannot manage Tutors</w:t>
-      </w:r>
-    </w:p>
-    <w:p>
-      <w:pPr>
-        <w:spacing w:after="120"/>
-      </w:pPr>
-      <w:r>
-        <w:rPr>
-          <w:sz w:val="22"/>
-          <w:szCs w:val="22"/>
-        </w:rPr>
-        <w:t xml:space="preserve">Steps: SchoolAdmin opens /admin/directory/tutors or tries tutor link API.</w:t>
-      </w:r>
-    </w:p>
-    <w:p>
-      <w:pPr>
-        <w:spacing w:after="120"/>
-      </w:pPr>
-      <w:r>
-        <w:rPr>
-          <w:b/>
-          <w:bCs/>
-          <w:color w:val="166534"/>
-          <w:sz w:val="22"/>
-          <w:szCs w:val="22"/>
-        </w:rPr>
-        <w:t xml:space="preserve">Expected: Forbidden / no Tutors nav — PortalAdmin only.</w:t>
-      </w:r>
-    </w:p>
-    <w:p>
-      <w:pPr>
         <w:pStyle w:val="Heading1"/>
         <w:spacing w:after="120" w:before="240"/>
       </w:pPr>
@@ -5155,7 +4722,7 @@
           <w:sz w:val="22"/>
           <w:szCs w:val="22"/>
         </w:rPr>
-        <w:t xml:space="preserve">• ☐ Roll required only when school is selected; Parent/Tutor never get grade/section/school on register.</w:t>
+        <w:t xml:space="preserve">• ☐ Roll required only when school is selected; Parent never get grade/section/school on register.</w:t>
       </w:r>
     </w:p>
     <w:p>
@@ -5298,7 +4865,7 @@
           <w:sz w:val="22"/>
           <w:szCs w:val="22"/>
         </w:rPr>
-        <w:t xml:space="preserve">• ☐ Student school-change fully locks the account; Parent/Tutor cannot request school change.</w:t>
+        <w:t xml:space="preserve">• ☐ Student school-change fully locks the account; Parent cannot request school change.</w:t>
       </w:r>
     </w:p>
     <w:p>
@@ -5311,7 +4878,7 @@
           <w:sz w:val="22"/>
           <w:szCs w:val="22"/>
         </w:rPr>
-        <w:t xml:space="preserve">• ☐ Student cannot combine roles (including Tutor) or self-remove Student.</w:t>
+        <w:t xml:space="preserve">• ☐ Student cannot combine roles or self-remove Student.</w:t>
       </w:r>
     </w:p>
     <w:p>
@@ -5324,20 +4891,7 @@
           <w:sz w:val="22"/>
           <w:szCs w:val="22"/>
         </w:rPr>
-        <w:t xml:space="preserve">• ☐ No student-facing my-parents / my-tutors API.</w:t>
-      </w:r>
-    </w:p>
-    <w:p>
-      <w:pPr>
-        <w:spacing w:after="60"/>
-        <w:ind w:left="360"/>
-      </w:pPr>
-      <w:r>
-        <w:rPr>
-          <w:sz w:val="22"/>
-          <w:szCs w:val="22"/>
-        </w:rPr>
-        <w:t xml:space="preserve">• ☐ Tutor–student links and Tutors directory are PortalAdmin-only; School/Campus Admin cannot grant Tutor companions.</w:t>
+        <w:t xml:space="preserve">• ☐ No student-facing my-parents API.</w:t>
       </w:r>
     </w:p>
     <w:sectPr>
